--- a/SITP/DSA-Notes/M14c_DP_Advanced.docx
+++ b/SITP/DSA-Notes/M14c_DP_Advanced.docx
@@ -60,7 +60,7 @@
         </w:p>
       </w:sdtContent>
     </w:sdt>
-    <w:bookmarkStart w:id="43" w:name="X9faf2b414215f97aad9ab2d15eec51a464c0e03"/>
+    <w:bookmarkStart w:id="46" w:name="X9faf2b414215f97aad9ab2d15eec51a464c0e03"/>
     <w:p>
       <w:pPr>
         <w:pStyle w:val="Heading1"/>
@@ -263,7 +263,7 @@
         </w:pict>
       </w:r>
     </w:p>
-    <w:bookmarkStart w:id="15" w:name="c.1-tree-dp-state-a-subtree"/>
+    <w:bookmarkStart w:id="18" w:name="c.1-tree-dp-state-a-subtree"/>
     <w:p>
       <w:pPr>
         <w:pStyle w:val="Heading2"/>
@@ -571,7 +571,7 @@
       </w:r>
     </w:p>
     <w:bookmarkEnd w:id="12"/>
-    <w:bookmarkStart w:id="13" w:name="X21c2320ff4eefb67f3a2ed87b4da951427b8b9d"/>
+    <w:bookmarkStart w:id="16" w:name="X21c2320ff4eefb67f3a2ed87b4da951427b8b9d"/>
     <w:p>
       <w:pPr>
         <w:pStyle w:val="Heading3"/>
@@ -652,6 +652,350 @@
     </w:p>
     <w:p>
       <w:pPr>
+        <w:pStyle w:val="CaptionedFigure"/>
+      </w:pPr>
+      <w:r>
+        <w:drawing>
+          <wp:inline>
+            <wp:extent cx="5334000" cy="2750170"/>
+            <wp:effectExtent b="0" l="0" r="0" t="0"/>
+            <wp:docPr descr="Re-rooting DP: pass 1 (post-order) computes each subtree’s answer, pass 2 (pre-order) pushes the parent’s contribution down, giving every node a whole-tree answer in O(n)." title="" id="14" name="Picture"/>
+            <a:graphic>
+              <a:graphicData uri="http://schemas.openxmlformats.org/drawingml/2006/picture">
+                <pic:pic>
+                  <pic:nvPicPr>
+                    <pic:cNvPr descr="images/250_reroot_dp.png" id="15" name="Picture"/>
+                    <pic:cNvPicPr>
+                      <a:picLocks noChangeArrowheads="1" noChangeAspect="1"/>
+                    </pic:cNvPicPr>
+                  </pic:nvPicPr>
+                  <pic:blipFill>
+                    <a:blip r:embed="rId13"/>
+                    <a:stretch>
+                      <a:fillRect/>
+                    </a:stretch>
+                  </pic:blipFill>
+                  <pic:spPr bwMode="auto">
+                    <a:xfrm>
+                      <a:off x="0" y="0"/>
+                      <a:ext cx="5334000" cy="2750170"/>
+                    </a:xfrm>
+                    <a:prstGeom prst="rect">
+                      <a:avLst/>
+                    </a:prstGeom>
+                    <a:noFill/>
+                    <a:ln w="9525">
+                      <a:noFill/>
+                      <a:headEnd/>
+                      <a:tailEnd/>
+                    </a:ln>
+                  </pic:spPr>
+                </pic:pic>
+              </a:graphicData>
+            </a:graphic>
+          </wp:inline>
+        </w:drawing>
+      </w:r>
+    </w:p>
+    <w:p>
+      <w:pPr>
+        <w:pStyle w:val="ImageCaption"/>
+      </w:pPr>
+      <w:r>
+        <w:t xml:space="preserve">Re-rooting DP: pass 1 (post-order) computes each subtree’s answer, pass 2 (pre-order) pushes the parent’s contribution down, giving every node a whole-tree answer in O(n).</w:t>
+      </w:r>
+    </w:p>
+    <w:p>
+      <w:pPr>
+        <w:pStyle w:val="BodyText"/>
+      </w:pPr>
+      <w:r>
+        <w:rPr>
+          <w:b/>
+          <w:bCs/>
+        </w:rPr>
+        <w:t xml:space="preserve">Why two passes (intuition).</w:t>
+      </w:r>
+      <w:r>
+        <w:t xml:space="preserve"> </w:t>
+      </w:r>
+      <w:r>
+        <w:t xml:space="preserve">A single DFS gives each node the answer looking</w:t>
+      </w:r>
+      <w:r>
+        <w:t xml:space="preserve"> </w:t>
+      </w:r>
+      <w:r>
+        <w:rPr>
+          <w:i/>
+          <w:iCs/>
+        </w:rPr>
+        <w:t xml:space="preserve">only into its own subtree</w:t>
+      </w:r>
+      <w:r>
+        <w:t xml:space="preserve"> </w:t>
+      </w:r>
+      <w:r>
+        <w:t xml:space="preserve">— it cannot see the part of the tree that sits</w:t>
+      </w:r>
+      <w:r>
+        <w:t xml:space="preserve"> </w:t>
+      </w:r>
+      <w:r>
+        <w:rPr>
+          <w:i/>
+          <w:iCs/>
+        </w:rPr>
+        <w:t xml:space="preserve">above</w:t>
+      </w:r>
+      <w:r>
+        <w:t xml:space="preserve"> </w:t>
+      </w:r>
+      <w:r>
+        <w:t xml:space="preserve">it. Re-rooting fixes this: pass 2 hands each child the</w:t>
+      </w:r>
+      <w:r>
+        <w:t xml:space="preserve"> </w:t>
+      </w:r>
+      <w:r>
+        <w:t xml:space="preserve">“everything above me”</w:t>
+      </w:r>
+      <w:r>
+        <w:t xml:space="preserve"> </w:t>
+      </w:r>
+      <w:r>
+        <w:t xml:space="preserve">piece</w:t>
+      </w:r>
+      <w:r>
+        <w:t xml:space="preserve"> </w:t>
+      </w:r>
+      <w:r>
+        <w:t xml:space="preserve">that its parent already knows, so every node ends up with a</w:t>
+      </w:r>
+      <w:r>
+        <w:t xml:space="preserve"> </w:t>
+      </w:r>
+      <w:r>
+        <w:rPr>
+          <w:b/>
+          <w:bCs/>
+        </w:rPr>
+        <w:t xml:space="preserve">whole-tree</w:t>
+      </w:r>
+      <w:r>
+        <w:t xml:space="preserve"> </w:t>
+      </w:r>
+      <w:r>
+        <w:t xml:space="preserve">answer</w:t>
+      </w:r>
+      <w:r>
+        <w:t xml:space="preserve"> </w:t>
+      </w:r>
+      <w:r>
+        <w:t xml:space="preserve">without re-running DFS from all</w:t>
+      </w:r>
+      <w:r>
+        <w:t xml:space="preserve"> </w:t>
+      </w:r>
+      <w:r>
+        <w:rPr>
+          <w:rStyle w:val="VerbatimChar"/>
+        </w:rPr>
+        <w:t xml:space="preserve">n</w:t>
+      </w:r>
+      <w:r>
+        <w:t xml:space="preserve"> </w:t>
+      </w:r>
+      <w:r>
+        <w:t xml:space="preserve">roots (that naive way is O(n²)).</w:t>
+      </w:r>
+    </w:p>
+    <w:p>
+      <w:pPr>
+        <w:pStyle w:val="BodyText"/>
+      </w:pPr>
+      <w:r>
+        <w:rPr>
+          <w:b/>
+          <w:bCs/>
+        </w:rPr>
+        <w:t xml:space="preserve">Worked idea — Sum of Distances in Tree.</w:t>
+      </w:r>
+      <w:r>
+        <w:t xml:space="preserve"> </w:t>
+      </w:r>
+      <w:r>
+        <w:t xml:space="preserve">Let</w:t>
+      </w:r>
+      <w:r>
+        <w:t xml:space="preserve"> </w:t>
+      </w:r>
+      <w:r>
+        <w:rPr>
+          <w:rStyle w:val="VerbatimChar"/>
+        </w:rPr>
+        <w:t xml:space="preserve">answer[root]</w:t>
+      </w:r>
+      <w:r>
+        <w:t xml:space="preserve"> </w:t>
+      </w:r>
+      <w:r>
+        <w:t xml:space="preserve">be found in pass 1.</w:t>
+      </w:r>
+      <w:r>
+        <w:t xml:space="preserve"> </w:t>
+      </w:r>
+      <w:r>
+        <w:t xml:space="preserve">When we move the root from a node</w:t>
+      </w:r>
+      <w:r>
+        <w:t xml:space="preserve"> </w:t>
+      </w:r>
+      <w:r>
+        <w:rPr>
+          <w:rStyle w:val="VerbatimChar"/>
+        </w:rPr>
+        <w:t xml:space="preserve">u</w:t>
+      </w:r>
+      <w:r>
+        <w:t xml:space="preserve"> </w:t>
+      </w:r>
+      <w:r>
+        <w:t xml:space="preserve">to its child</w:t>
+      </w:r>
+      <w:r>
+        <w:t xml:space="preserve"> </w:t>
+      </w:r>
+      <w:r>
+        <w:rPr>
+          <w:rStyle w:val="VerbatimChar"/>
+        </w:rPr>
+        <w:t xml:space="preserve">v</w:t>
+      </w:r>
+      <w:r>
+        <w:t xml:space="preserve">, every node</w:t>
+      </w:r>
+      <w:r>
+        <w:t xml:space="preserve"> </w:t>
+      </w:r>
+      <w:r>
+        <w:rPr>
+          <w:b/>
+          <w:bCs/>
+        </w:rPr>
+        <w:t xml:space="preserve">inside v’s</w:t>
+      </w:r>
+      <w:r>
+        <w:rPr>
+          <w:b/>
+          <w:bCs/>
+        </w:rPr>
+        <w:t xml:space="preserve"> </w:t>
+      </w:r>
+      <w:r>
+        <w:rPr>
+          <w:b/>
+          <w:bCs/>
+        </w:rPr>
+        <w:t xml:space="preserve">subtree gets 1 step closer</w:t>
+      </w:r>
+      <w:r>
+        <w:t xml:space="preserve"> </w:t>
+      </w:r>
+      <w:r>
+        <w:t xml:space="preserve">and every node</w:t>
+      </w:r>
+      <w:r>
+        <w:t xml:space="preserve"> </w:t>
+      </w:r>
+      <w:r>
+        <w:rPr>
+          <w:b/>
+          <w:bCs/>
+        </w:rPr>
+        <w:t xml:space="preserve">outside it gets 1 step farther</w:t>
+      </w:r>
+      <w:r>
+        <w:t xml:space="preserve">:</w:t>
+      </w:r>
+    </w:p>
+    <w:p>
+      <w:pPr>
+        <w:pStyle w:val="SourceCode"/>
+      </w:pPr>
+      <w:r>
+        <w:rPr>
+          <w:rStyle w:val="VerbatimChar"/>
+        </w:rPr>
+        <w:t xml:space="preserve"> answer[v] = answer[u] - size[v] + (N - size[v])</w:t>
+      </w:r>
+      <w:r>
+        <w:br/>
+      </w:r>
+      <w:r>
+        <w:rPr>
+          <w:rStyle w:val="VerbatimChar"/>
+        </w:rPr>
+        <w:t xml:space="preserve">             \_________/  \______/   \_________/</w:t>
+      </w:r>
+      <w:r>
+        <w:br/>
+      </w:r>
+      <w:r>
+        <w:rPr>
+          <w:rStyle w:val="VerbatimChar"/>
+        </w:rPr>
+        <w:t xml:space="preserve">              parent's    v's subtree  the rest of the tree</w:t>
+      </w:r>
+      <w:r>
+        <w:br/>
+      </w:r>
+      <w:r>
+        <w:rPr>
+          <w:rStyle w:val="VerbatimChar"/>
+        </w:rPr>
+        <w:t xml:space="preserve">              total       moved closer moved farther</w:t>
+      </w:r>
+    </w:p>
+    <w:p>
+      <w:pPr>
+        <w:pStyle w:val="FirstParagraph"/>
+      </w:pPr>
+      <w:r>
+        <w:t xml:space="preserve">That single O(1) update per edge, pushed down in a pre-order pass, gives</w:t>
+      </w:r>
+      <w:r>
+        <w:t xml:space="preserve"> </w:t>
+      </w:r>
+      <w:r>
+        <w:rPr>
+          <w:b/>
+          <w:bCs/>
+        </w:rPr>
+        <w:t xml:space="preserve">every</w:t>
+      </w:r>
+      <w:r>
+        <w:t xml:space="preserve"> </w:t>
+      </w:r>
+      <w:r>
+        <w:t xml:space="preserve">node’s answer in total</w:t>
+      </w:r>
+      <w:r>
+        <w:t xml:space="preserve"> </w:t>
+      </w:r>
+      <w:r>
+        <w:rPr>
+          <w:b/>
+          <w:bCs/>
+        </w:rPr>
+        <w:t xml:space="preserve">O(n)</w:t>
+      </w:r>
+      <w:r>
+        <w:t xml:space="preserve">.</w:t>
+      </w:r>
+    </w:p>
+    <w:p>
+      <w:pPr>
         <w:pStyle w:val="BlockText"/>
       </w:pPr>
       <w:r>
@@ -659,6 +1003,64 @@
           <w:b/>
           <w:bCs/>
         </w:rPr>
+        <w:t xml:space="preserve">Trigger:</w:t>
+      </w:r>
+      <w:r>
+        <w:t xml:space="preserve"> </w:t>
+      </w:r>
+      <w:r>
+        <w:t xml:space="preserve">“compute an answer</w:t>
+      </w:r>
+      <w:r>
+        <w:t xml:space="preserve"> </w:t>
+      </w:r>
+      <w:r>
+        <w:rPr>
+          <w:i/>
+          <w:iCs/>
+        </w:rPr>
+        <w:t xml:space="preserve">for every node as if it were the root</w:t>
+      </w:r>
+      <w:r>
+        <w:t xml:space="preserve">”</w:t>
+      </w:r>
+      <w:r>
+        <w:t xml:space="preserve"> </w:t>
+      </w:r>
+      <w:r>
+        <w:t xml:space="preserve">→ think</w:t>
+      </w:r>
+      <w:r>
+        <w:t xml:space="preserve"> </w:t>
+      </w:r>
+      <w:r>
+        <w:t xml:space="preserve">re-rooting (down-pass + up-pass), not</w:t>
+      </w:r>
+      <w:r>
+        <w:t xml:space="preserve"> </w:t>
+      </w:r>
+      <w:r>
+        <w:rPr>
+          <w:rStyle w:val="VerbatimChar"/>
+        </w:rPr>
+        <w:t xml:space="preserve">n</w:t>
+      </w:r>
+      <w:r>
+        <w:t xml:space="preserve"> </w:t>
+      </w:r>
+      <w:r>
+        <w:t xml:space="preserve">separate DFS runs.</w:t>
+      </w:r>
+    </w:p>
+    <w:p>
+      <w:pPr>
+        <w:pStyle w:val="BlockText"/>
+      </w:pPr>
+      <w:r>
+        <w:rPr>
+          <w:b/>
+          <w:bCs/>
+        </w:rPr>
         <w:t xml:space="preserve">Memory hook:</w:t>
       </w:r>
       <w:r>
@@ -690,8 +1092,8 @@
         <w:t xml:space="preserve">Module 8a, now carrying richer state.</w:t>
       </w:r>
     </w:p>
-    <w:bookmarkEnd w:id="13"/>
-    <w:bookmarkStart w:id="14" w:name="mcqs"/>
+    <w:bookmarkEnd w:id="16"/>
+    <w:bookmarkStart w:id="17" w:name="mcqs"/>
     <w:p>
       <w:pPr>
         <w:pStyle w:val="Heading3"/>
@@ -781,15 +1183,49 @@
       </w:r>
     </w:p>
     <w:p>
+      <w:pPr>
+        <w:pStyle w:val="Compact"/>
+        <w:numPr>
+          <w:ilvl w:val="0"/>
+          <w:numId w:val="1002"/>
+        </w:numPr>
+      </w:pPr>
+      <w:r>
+        <w:t xml:space="preserve">“Answer for every node as root”</w:t>
+      </w:r>
+      <w:r>
+        <w:t xml:space="preserve"> </w:t>
+      </w:r>
+      <w:r>
+        <w:t xml:space="preserve">without O(n²)? →</w:t>
+      </w:r>
+      <w:r>
+        <w:t xml:space="preserve"> </w:t>
+      </w:r>
+      <w:r>
+        <w:rPr>
+          <w:b/>
+          <w:bCs/>
+        </w:rPr>
+        <w:t xml:space="preserve">re-rooting</w:t>
+      </w:r>
+      <w:r>
+        <w:t xml:space="preserve"> </w:t>
+      </w:r>
+      <w:r>
+        <w:t xml:space="preserve">(down + up pass).</w:t>
+      </w:r>
+    </w:p>
+    <w:p>
       <w:r>
         <w:pict>
           <v:rect style="width:0;height:1.5pt" o:hralign="center" o:hrstd="t" o:hr="t"/>
         </w:pict>
       </w:r>
     </w:p>
-    <w:bookmarkEnd w:id="14"/>
-    <w:bookmarkEnd w:id="15"/>
-    <w:bookmarkStart w:id="22" w:name="c.2-bitmask-dp-state-a-subset"/>
+    <w:bookmarkEnd w:id="17"/>
+    <w:bookmarkEnd w:id="18"/>
+    <w:bookmarkStart w:id="25" w:name="c.2-bitmask-dp-state-a-subset"/>
     <w:p>
       <w:pPr>
         <w:pStyle w:val="Heading2"/>
@@ -798,7 +1234,7 @@
         <w:t xml:space="preserve">14c.2 Bitmask DP (state = a subset)</w:t>
       </w:r>
     </w:p>
-    <w:bookmarkStart w:id="19" w:name="the-idea-1"/>
+    <w:bookmarkStart w:id="22" w:name="the-idea-1"/>
     <w:p>
       <w:pPr>
         <w:pStyle w:val="Heading3"/>
@@ -895,18 +1331,18 @@
           <wp:inline>
             <wp:extent cx="5334000" cy="2483260"/>
             <wp:effectExtent b="0" l="0" r="0" t="0"/>
-            <wp:docPr descr="Bitmask DP: a subset is the bits of an integer; dp[mask][i] = best having visited ‘mask’, now at i." title="" id="17" name="Picture"/>
+            <wp:docPr descr="Bitmask DP: a subset is the bits of an integer; dp[mask][i] = best having visited ‘mask’, now at i." title="" id="20" name="Picture"/>
             <a:graphic>
               <a:graphicData uri="http://schemas.openxmlformats.org/drawingml/2006/picture">
                 <pic:pic>
                   <pic:nvPicPr>
-                    <pic:cNvPr descr="images/114_bitmask_dp.png" id="18" name="Picture"/>
+                    <pic:cNvPr descr="images/114_bitmask_dp.png" id="21" name="Picture"/>
                     <pic:cNvPicPr>
                       <a:picLocks noChangeArrowheads="1" noChangeAspect="1"/>
                     </pic:cNvPicPr>
                   </pic:nvPicPr>
                   <pic:blipFill>
-                    <a:blip r:embed="rId16"/>
+                    <a:blip r:embed="rId19"/>
                     <a:stretch>
                       <a:fillRect/>
                     </a:stretch>
@@ -1053,8 +1489,251 @@
         <w:t xml:space="preserve">— feasible to n ≈ 18–20.</w:t>
       </w:r>
     </w:p>
-    <w:bookmarkEnd w:id="19"/>
-    <w:bookmarkStart w:id="20" w:name="Xfa7d590f198a3cdf63e5c978f718a2b7cc55005"/>
+    <w:p>
+      <w:pPr>
+        <w:pStyle w:val="FirstParagraph"/>
+      </w:pPr>
+      <w:r>
+        <w:rPr>
+          <w:b/>
+          <w:bCs/>
+        </w:rPr>
+        <w:t xml:space="preserve">Worked trace — TSP for 4 cities</w:t>
+      </w:r>
+      <w:r>
+        <w:rPr>
+          <w:b/>
+          <w:bCs/>
+        </w:rPr>
+        <w:t xml:space="preserve"> </w:t>
+      </w:r>
+      <w:r>
+        <w:rPr>
+          <w:rStyle w:val="VerbatimChar"/>
+          <w:b/>
+          <w:bCs/>
+        </w:rPr>
+        <w:t xml:space="preserve">{0,1,2,3}</w:t>
+      </w:r>
+      <w:r>
+        <w:rPr>
+          <w:b/>
+          <w:bCs/>
+        </w:rPr>
+        <w:t xml:space="preserve">.</w:t>
+      </w:r>
+      <w:r>
+        <w:t xml:space="preserve"> </w:t>
+      </w:r>
+      <w:r>
+        <w:t xml:space="preserve">The mask counts up in binary; a bit</w:t>
+      </w:r>
+      <w:r>
+        <w:t xml:space="preserve"> </w:t>
+      </w:r>
+      <w:r>
+        <w:t xml:space="preserve">set means that city is visited.</w:t>
+      </w:r>
+      <w:r>
+        <w:t xml:space="preserve"> </w:t>
+      </w:r>
+      <w:r>
+        <w:rPr>
+          <w:rStyle w:val="VerbatimChar"/>
+        </w:rPr>
+        <w:t xml:space="preserve">dp[mask][i]</w:t>
+      </w:r>
+      <w:r>
+        <w:t xml:space="preserve"> </w:t>
+      </w:r>
+      <w:r>
+        <w:t xml:space="preserve">= cheapest path from 0 covering exactly</w:t>
+      </w:r>
+      <w:r>
+        <w:t xml:space="preserve"> </w:t>
+      </w:r>
+      <w:r>
+        <w:rPr>
+          <w:rStyle w:val="VerbatimChar"/>
+        </w:rPr>
+        <w:t xml:space="preserve">mask</w:t>
+      </w:r>
+      <w:r>
+        <w:t xml:space="preserve">, ending at</w:t>
+      </w:r>
+      <w:r>
+        <w:t xml:space="preserve"> </w:t>
+      </w:r>
+      <w:r>
+        <w:rPr>
+          <w:rStyle w:val="VerbatimChar"/>
+        </w:rPr>
+        <w:t xml:space="preserve">i</w:t>
+      </w:r>
+      <w:r>
+        <w:t xml:space="preserve">. Distance matrix (symmetric):</w:t>
+      </w:r>
+    </w:p>
+    <w:p>
+      <w:pPr>
+        <w:pStyle w:val="SourceCode"/>
+      </w:pPr>
+      <w:r>
+        <w:rPr>
+          <w:rStyle w:val="VerbatimChar"/>
+        </w:rPr>
+        <w:t xml:space="preserve">      to: 0   1   2   3</w:t>
+      </w:r>
+      <w:r>
+        <w:br/>
+      </w:r>
+      <w:r>
+        <w:rPr>
+          <w:rStyle w:val="VerbatimChar"/>
+        </w:rPr>
+        <w:t xml:space="preserve"> from 0:  -  10  15  20</w:t>
+      </w:r>
+      <w:r>
+        <w:br/>
+      </w:r>
+      <w:r>
+        <w:rPr>
+          <w:rStyle w:val="VerbatimChar"/>
+        </w:rPr>
+        <w:t xml:space="preserve"> from 1: 10   -  35  25</w:t>
+      </w:r>
+      <w:r>
+        <w:br/>
+      </w:r>
+      <w:r>
+        <w:rPr>
+          <w:rStyle w:val="VerbatimChar"/>
+        </w:rPr>
+        <w:t xml:space="preserve"> from 2: 15  35   -  30</w:t>
+      </w:r>
+      <w:r>
+        <w:br/>
+      </w:r>
+      <w:r>
+        <w:rPr>
+          <w:rStyle w:val="VerbatimChar"/>
+        </w:rPr>
+        <w:t xml:space="preserve"> from 3: 20  25  30   -</w:t>
+      </w:r>
+      <w:r>
+        <w:br/>
+      </w:r>
+      <w:r>
+        <w:br/>
+      </w:r>
+      <w:r>
+        <w:rPr>
+          <w:rStyle w:val="VerbatimChar"/>
+        </w:rPr>
+        <w:t xml:space="preserve"> mask=0001 (just 0):  dp[0001][0] = 0                       (start)</w:t>
+      </w:r>
+      <w:r>
+        <w:br/>
+      </w:r>
+      <w:r>
+        <w:rPr>
+          <w:rStyle w:val="VerbatimChar"/>
+        </w:rPr>
+        <w:t xml:space="preserve"> mask=0011 (0,1):     dp[..][1] = dp[0001][0]+d(0,1) = 10</w:t>
+      </w:r>
+      <w:r>
+        <w:br/>
+      </w:r>
+      <w:r>
+        <w:rPr>
+          <w:rStyle w:val="VerbatimChar"/>
+        </w:rPr>
+        <w:t xml:space="preserve"> mask=0101 (0,2):     dp[..][2] = 0 + d(0,2)         = 15</w:t>
+      </w:r>
+      <w:r>
+        <w:br/>
+      </w:r>
+      <w:r>
+        <w:rPr>
+          <w:rStyle w:val="VerbatimChar"/>
+        </w:rPr>
+        <w:t xml:space="preserve"> mask=1001 (0,3):     dp[..][3] = 0 + d(0,3)         = 20</w:t>
+      </w:r>
+      <w:r>
+        <w:br/>
+      </w:r>
+      <w:r>
+        <w:rPr>
+          <w:rStyle w:val="VerbatimChar"/>
+        </w:rPr>
+        <w:t xml:space="preserve"> mask=0111 (0,1,2):   dp[..][2] = dp[0011][1]+d(1,2) = 10+35 = 45</w:t>
+      </w:r>
+      <w:r>
+        <w:br/>
+      </w:r>
+      <w:r>
+        <w:rPr>
+          <w:rStyle w:val="VerbatimChar"/>
+        </w:rPr>
+        <w:t xml:space="preserve">                      dp[..][1] = dp[0101][2]+d(2,1) = 15+35 = 50</w:t>
+      </w:r>
+      <w:r>
+        <w:br/>
+      </w:r>
+      <w:r>
+        <w:rPr>
+          <w:rStyle w:val="VerbatimChar"/>
+        </w:rPr>
+        <w:t xml:space="preserve"> ... (fill all masks by ASCENDING order) ...</w:t>
+      </w:r>
+      <w:r>
+        <w:br/>
+      </w:r>
+      <w:r>
+        <w:rPr>
+          <w:rStyle w:val="VerbatimChar"/>
+        </w:rPr>
+        <w:t xml:space="preserve"> full = 1111: close the tour -&gt; min over last city i of dp[1111][i] + d(i,0)</w:t>
+      </w:r>
+      <w:r>
+        <w:br/>
+      </w:r>
+      <w:r>
+        <w:rPr>
+          <w:rStyle w:val="VerbatimChar"/>
+        </w:rPr>
+        <w:t xml:space="preserve"> best closed tour cost here = 80  (route 0-&gt;1-&gt;3-&gt;2-&gt;0)</w:t>
+      </w:r>
+    </w:p>
+    <w:p>
+      <w:pPr>
+        <w:pStyle w:val="FirstParagraph"/>
+      </w:pPr>
+      <w:r>
+        <w:t xml:space="preserve">Key point: masks are processed</w:t>
+      </w:r>
+      <w:r>
+        <w:t xml:space="preserve"> </w:t>
+      </w:r>
+      <w:r>
+        <w:rPr>
+          <w:b/>
+          <w:bCs/>
+        </w:rPr>
+        <w:t xml:space="preserve">in increasing numeric order</w:t>
+      </w:r>
+      <w:r>
+        <w:t xml:space="preserve">, which guarantees</w:t>
+      </w:r>
+      <w:r>
+        <w:t xml:space="preserve"> </w:t>
+      </w:r>
+      <w:r>
+        <w:t xml:space="preserve">every submask is finished before the supermask that needs it.</w:t>
+      </w:r>
+    </w:p>
+    <w:bookmarkEnd w:id="22"/>
+    <w:bookmarkStart w:id="23" w:name="Xfa7d590f198a3cdf63e5c978f718a2b7cc55005"/>
     <w:p>
       <w:pPr>
         <w:pStyle w:val="Heading3"/>
@@ -1275,8 +1954,8 @@
         <w:t xml:space="preserve">→ think bitmask.</w:t>
       </w:r>
     </w:p>
-    <w:bookmarkEnd w:id="20"/>
-    <w:bookmarkStart w:id="21" w:name="mcqs-1"/>
+    <w:bookmarkEnd w:id="23"/>
+    <w:bookmarkStart w:id="24" w:name="mcqs-1"/>
     <w:p>
       <w:pPr>
         <w:pStyle w:val="Heading3"/>
@@ -1373,15 +2052,49 @@
       </w:r>
     </w:p>
     <w:p>
+      <w:pPr>
+        <w:pStyle w:val="Compact"/>
+        <w:numPr>
+          <w:ilvl w:val="0"/>
+          <w:numId w:val="1005"/>
+        </w:numPr>
+      </w:pPr>
+      <w:r>
+        <w:t xml:space="preserve">Why iterate masks in ascending order? → so every</w:t>
+      </w:r>
+      <w:r>
+        <w:t xml:space="preserve"> </w:t>
+      </w:r>
+      <w:r>
+        <w:rPr>
+          <w:b/>
+          <w:bCs/>
+        </w:rPr>
+        <w:t xml:space="preserve">submask is filled before</w:t>
+      </w:r>
+      <w:r>
+        <w:t xml:space="preserve"> </w:t>
+      </w:r>
+      <w:r>
+        <w:t xml:space="preserve">its</w:t>
+      </w:r>
+      <w:r>
+        <w:t xml:space="preserve"> </w:t>
+      </w:r>
+      <w:r>
+        <w:t xml:space="preserve">supermask (dependencies ready).</w:t>
+      </w:r>
+    </w:p>
+    <w:p>
       <w:r>
         <w:pict>
           <v:rect style="width:0;height:1.5pt" o:hralign="center" o:hrstd="t" o:hr="t"/>
         </w:pict>
       </w:r>
     </w:p>
-    <w:bookmarkEnd w:id="21"/>
-    <w:bookmarkEnd w:id="22"/>
-    <w:bookmarkStart w:id="29" w:name="c.3-interval-dp-state-a-range-i-j"/>
+    <w:bookmarkEnd w:id="24"/>
+    <w:bookmarkEnd w:id="25"/>
+    <w:bookmarkStart w:id="32" w:name="c.3-interval-dp-state-a-range-i-j"/>
     <w:p>
       <w:pPr>
         <w:pStyle w:val="Heading2"/>
@@ -1390,7 +2103,7 @@
         <w:t xml:space="preserve">14c.3 Interval DP (state = a range [i, j])</w:t>
       </w:r>
     </w:p>
-    <w:bookmarkStart w:id="26" w:name="the-idea-2"/>
+    <w:bookmarkStart w:id="29" w:name="the-idea-2"/>
     <w:p>
       <w:pPr>
         <w:pStyle w:val="Heading3"/>
@@ -1514,18 +2227,18 @@
           <wp:inline>
             <wp:extent cx="5334000" cy="2438072"/>
             <wp:effectExtent b="0" l="0" r="0" t="0"/>
-            <wp:docPr descr="Interval DP: dp[i][j] over a range; choose the LAST item to handle so both sides are independent." title="" id="24" name="Picture"/>
+            <wp:docPr descr="Interval DP: dp[i][j] over a range; choose the LAST item to handle so both sides are independent." title="" id="27" name="Picture"/>
             <a:graphic>
               <a:graphicData uri="http://schemas.openxmlformats.org/drawingml/2006/picture">
                 <pic:pic>
                   <pic:nvPicPr>
-                    <pic:cNvPr descr="images/115_interval_dp.png" id="25" name="Picture"/>
+                    <pic:cNvPr descr="images/115_interval_dp.png" id="28" name="Picture"/>
                     <pic:cNvPicPr>
                       <a:picLocks noChangeArrowheads="1" noChangeAspect="1"/>
                     </pic:cNvPicPr>
                   </pic:nvPicPr>
                   <pic:blipFill>
-                    <a:blip r:embed="rId23"/>
+                    <a:blip r:embed="rId26"/>
                     <a:stretch>
                       <a:fillRect/>
                     </a:stretch>
@@ -1690,8 +2403,8 @@
         <w:t xml:space="preserve">everything inside is burst.</w:t>
       </w:r>
     </w:p>
-    <w:bookmarkEnd w:id="26"/>
-    <w:bookmarkStart w:id="27" w:name="Xd149738b18ba2865ed726698cd7e2691f08f6a3"/>
+    <w:bookmarkEnd w:id="29"/>
+    <w:bookmarkStart w:id="30" w:name="Xd149738b18ba2865ed726698cd7e2691f08f6a3"/>
     <w:p>
       <w:pPr>
         <w:pStyle w:val="Heading3"/>
@@ -1930,6 +2643,301 @@
     </w:p>
     <w:p>
       <w:pPr>
+        <w:pStyle w:val="BodyText"/>
+      </w:pPr>
+      <w:r>
+        <w:rPr>
+          <w:b/>
+          <w:bCs/>
+        </w:rPr>
+        <w:t xml:space="preserve">Worked table — Matrix Chain,</w:t>
+      </w:r>
+      <w:r>
+        <w:rPr>
+          <w:b/>
+          <w:bCs/>
+        </w:rPr>
+        <w:t xml:space="preserve"> </w:t>
+      </w:r>
+      <w:r>
+        <w:rPr>
+          <w:rStyle w:val="VerbatimChar"/>
+          <w:b/>
+          <w:bCs/>
+        </w:rPr>
+        <w:t xml:space="preserve">p = [40, 20, 30, 10, 30]</w:t>
+      </w:r>
+      <w:r>
+        <w:t xml:space="preserve"> </w:t>
+      </w:r>
+      <w:r>
+        <w:t xml:space="preserve">(4 matrices</w:t>
+      </w:r>
+      <w:r>
+        <w:t xml:space="preserve"> </w:t>
+      </w:r>
+      <w:r>
+        <w:t xml:space="preserve">A₁=40×20, A₂=20×30, A₃=30×10, A₄=10×30). Fill</w:t>
+      </w:r>
+      <w:r>
+        <w:t xml:space="preserve"> </w:t>
+      </w:r>
+      <w:r>
+        <w:rPr>
+          <w:rStyle w:val="VerbatimChar"/>
+        </w:rPr>
+        <w:t xml:space="preserve">dp[i][j]</w:t>
+      </w:r>
+      <w:r>
+        <w:t xml:space="preserve"> </w:t>
+      </w:r>
+      <w:r>
+        <w:t xml:space="preserve">by chain length;</w:t>
+      </w:r>
+      <w:r>
+        <w:t xml:space="preserve"> </w:t>
+      </w:r>
+      <w:r>
+        <w:rPr>
+          <w:rStyle w:val="VerbatimChar"/>
+        </w:rPr>
+        <w:t xml:space="preserve">dp[i][i]=0</w:t>
+      </w:r>
+      <w:r>
+        <w:t xml:space="preserve">:</w:t>
+      </w:r>
+    </w:p>
+    <w:p>
+      <w:pPr>
+        <w:pStyle w:val="SourceCode"/>
+      </w:pPr>
+      <w:r>
+        <w:rPr>
+          <w:rStyle w:val="VerbatimChar"/>
+        </w:rPr>
+        <w:t xml:space="preserve"> Length-2 (single products):</w:t>
+      </w:r>
+      <w:r>
+        <w:br/>
+      </w:r>
+      <w:r>
+        <w:rPr>
+          <w:rStyle w:val="VerbatimChar"/>
+        </w:rPr>
+        <w:t xml:space="preserve">   dp[1][2] = 40*20*30 = 24000</w:t>
+      </w:r>
+      <w:r>
+        <w:br/>
+      </w:r>
+      <w:r>
+        <w:rPr>
+          <w:rStyle w:val="VerbatimChar"/>
+        </w:rPr>
+        <w:t xml:space="preserve">   dp[2][3] = 20*30*10 =  6000</w:t>
+      </w:r>
+      <w:r>
+        <w:br/>
+      </w:r>
+      <w:r>
+        <w:rPr>
+          <w:rStyle w:val="VerbatimChar"/>
+        </w:rPr>
+        <w:t xml:space="preserve">   dp[3][4] = 30*10*30 =  9000</w:t>
+      </w:r>
+      <w:r>
+        <w:br/>
+      </w:r>
+      <w:r>
+        <w:br/>
+      </w:r>
+      <w:r>
+        <w:rPr>
+          <w:rStyle w:val="VerbatimChar"/>
+        </w:rPr>
+        <w:t xml:space="preserve"> Length-3 (try each split k):</w:t>
+      </w:r>
+      <w:r>
+        <w:br/>
+      </w:r>
+      <w:r>
+        <w:rPr>
+          <w:rStyle w:val="VerbatimChar"/>
+        </w:rPr>
+        <w:t xml:space="preserve">   dp[1][3] = min( k=1: 0+6000 +40*20*10=8000  -&gt; 14000,</w:t>
+      </w:r>
+      <w:r>
+        <w:br/>
+      </w:r>
+      <w:r>
+        <w:rPr>
+          <w:rStyle w:val="VerbatimChar"/>
+        </w:rPr>
+        <w:t xml:space="preserve">                   k=2: 24000+0 +40*30*10=12000 -&gt; 36000 ) = 14000  (k=1)</w:t>
+      </w:r>
+      <w:r>
+        <w:br/>
+      </w:r>
+      <w:r>
+        <w:rPr>
+          <w:rStyle w:val="VerbatimChar"/>
+        </w:rPr>
+        <w:t xml:space="preserve">   dp[2][4] = min( k=2: 0+9000 +20*30*30=18000 -&gt; 27000,</w:t>
+      </w:r>
+      <w:r>
+        <w:br/>
+      </w:r>
+      <w:r>
+        <w:rPr>
+          <w:rStyle w:val="VerbatimChar"/>
+        </w:rPr>
+        <w:t xml:space="preserve">                   k=3: 6000+0 +20*10*30= 6000  -&gt; 12000 ) = 12000  (k=3)</w:t>
+      </w:r>
+      <w:r>
+        <w:br/>
+      </w:r>
+      <w:r>
+        <w:br/>
+      </w:r>
+      <w:r>
+        <w:rPr>
+          <w:rStyle w:val="VerbatimChar"/>
+        </w:rPr>
+        <w:t xml:space="preserve"> Length-4 (the answer, dp[1][4]):</w:t>
+      </w:r>
+      <w:r>
+        <w:br/>
+      </w:r>
+      <w:r>
+        <w:rPr>
+          <w:rStyle w:val="VerbatimChar"/>
+        </w:rPr>
+        <w:t xml:space="preserve">   k=1: dp[1][1]+dp[2][4] + 40*20*30 = 0+12000+24000 = 36000</w:t>
+      </w:r>
+      <w:r>
+        <w:br/>
+      </w:r>
+      <w:r>
+        <w:rPr>
+          <w:rStyle w:val="VerbatimChar"/>
+        </w:rPr>
+        <w:t xml:space="preserve">   k=2: dp[1][2]+dp[3][4] + 40*30*30 = 24000+9000+36000 = 69000</w:t>
+      </w:r>
+      <w:r>
+        <w:br/>
+      </w:r>
+      <w:r>
+        <w:rPr>
+          <w:rStyle w:val="VerbatimChar"/>
+        </w:rPr>
+        <w:t xml:space="preserve">   k=3: dp[1][3]+dp[4][4] + 40*10*30 = 14000+0+12000 = 26000  &lt;- MIN</w:t>
+      </w:r>
+      <w:r>
+        <w:br/>
+      </w:r>
+      <w:r>
+        <w:rPr>
+          <w:rStyle w:val="VerbatimChar"/>
+        </w:rPr>
+        <w:t xml:space="preserve">   dp[1][4] = 26000  (best split at k=3)</w:t>
+      </w:r>
+    </w:p>
+    <w:p>
+      <w:pPr>
+        <w:pStyle w:val="FirstParagraph"/>
+      </w:pPr>
+      <w:r>
+        <w:t xml:space="preserve">So the cheapest order is</w:t>
+      </w:r>
+      <w:r>
+        <w:t xml:space="preserve"> </w:t>
+      </w:r>
+      <w:r>
+        <w:rPr>
+          <w:rStyle w:val="VerbatimChar"/>
+          <w:b/>
+          <w:bCs/>
+        </w:rPr>
+        <w:t xml:space="preserve">(A₁A₂A₃)·A₄</w:t>
+      </w:r>
+      <w:r>
+        <w:t xml:space="preserve"> </w:t>
+      </w:r>
+      <w:r>
+        <w:t xml:space="preserve">at</w:t>
+      </w:r>
+      <w:r>
+        <w:t xml:space="preserve"> </w:t>
+      </w:r>
+      <w:r>
+        <w:rPr>
+          <w:b/>
+          <w:bCs/>
+        </w:rPr>
+        <w:t xml:space="preserve">26000</w:t>
+      </w:r>
+      <w:r>
+        <w:t xml:space="preserve"> </w:t>
+      </w:r>
+      <w:r>
+        <w:t xml:space="preserve">multiplications. The</w:t>
+      </w:r>
+      <w:r>
+        <w:t xml:space="preserve"> </w:t>
+      </w:r>
+      <w:r>
+        <w:rPr>
+          <w:rStyle w:val="VerbatimChar"/>
+        </w:rPr>
+        <w:t xml:space="preserve">s</w:t>
+      </w:r>
+      <w:r>
+        <w:t xml:space="preserve"> </w:t>
+      </w:r>
+      <w:r>
+        <w:t xml:space="preserve">table would store</w:t>
+      </w:r>
+      <w:r>
+        <w:t xml:space="preserve"> </w:t>
+      </w:r>
+      <w:r>
+        <w:rPr>
+          <w:rStyle w:val="VerbatimChar"/>
+        </w:rPr>
+        <w:t xml:space="preserve">s[1][4]=3</w:t>
+      </w:r>
+      <w:r>
+        <w:t xml:space="preserve">,</w:t>
+      </w:r>
+      <w:r>
+        <w:t xml:space="preserve"> </w:t>
+      </w:r>
+      <w:r>
+        <w:rPr>
+          <w:rStyle w:val="VerbatimChar"/>
+        </w:rPr>
+        <w:t xml:space="preserve">s[1][3]=1</w:t>
+      </w:r>
+      <w:r>
+        <w:t xml:space="preserve"> </w:t>
+      </w:r>
+      <w:r>
+        <w:t xml:space="preserve">to reconstruct the full parenthesisation</w:t>
+      </w:r>
+      <w:r>
+        <w:t xml:space="preserve"> </w:t>
+      </w:r>
+      <w:r>
+        <w:rPr>
+          <w:rStyle w:val="VerbatimChar"/>
+        </w:rPr>
+        <w:t xml:space="preserve">((A₁A₂)A₃)A₄</w:t>
+      </w:r>
+      <w:r>
+        <w:t xml:space="preserve">.</w:t>
+      </w:r>
+    </w:p>
+    <w:p>
+      <w:pPr>
         <w:pStyle w:val="Compact"/>
         <w:numPr>
           <w:ilvl w:val="0"/>
@@ -1992,8 +3000,8 @@
         <w:t xml:space="preserve">over a range.</w:t>
       </w:r>
     </w:p>
-    <w:bookmarkEnd w:id="27"/>
-    <w:bookmarkStart w:id="28" w:name="mcqs-2"/>
+    <w:bookmarkEnd w:id="30"/>
+    <w:bookmarkStart w:id="31" w:name="mcqs-2"/>
     <w:p>
       <w:pPr>
         <w:pStyle w:val="Heading3"/>
@@ -2096,15 +3104,70 @@
       </w:r>
     </w:p>
     <w:p>
+      <w:pPr>
+        <w:pStyle w:val="Compact"/>
+        <w:numPr>
+          <w:ilvl w:val="0"/>
+          <w:numId w:val="1008"/>
+        </w:numPr>
+      </w:pPr>
+      <w:r>
+        <w:t xml:space="preserve">Matrix chain for</w:t>
+      </w:r>
+      <w:r>
+        <w:t xml:space="preserve"> </w:t>
+      </w:r>
+      <w:r>
+        <w:rPr>
+          <w:rStyle w:val="VerbatimChar"/>
+        </w:rPr>
+        <w:t xml:space="preserve">p=[40,20,30,10,30]</w:t>
+      </w:r>
+      <w:r>
+        <w:t xml:space="preserve"> </w:t>
+      </w:r>
+      <w:r>
+        <w:t xml:space="preserve">min cost? →</w:t>
+      </w:r>
+      <w:r>
+        <w:t xml:space="preserve"> </w:t>
+      </w:r>
+      <w:r>
+        <w:rPr>
+          <w:b/>
+          <w:bCs/>
+        </w:rPr>
+        <w:t xml:space="preserve">26000</w:t>
+      </w:r>
+      <w:r>
+        <w:t xml:space="preserve"> </w:t>
+      </w:r>
+      <w:r>
+        <w:t xml:space="preserve">(split</w:t>
+      </w:r>
+      <w:r>
+        <w:t xml:space="preserve"> </w:t>
+      </w:r>
+      <w:r>
+        <w:rPr>
+          <w:rStyle w:val="VerbatimChar"/>
+        </w:rPr>
+        <w:t xml:space="preserve">(A₁A₂A₃)A₄</w:t>
+      </w:r>
+      <w:r>
+        <w:t xml:space="preserve">).</w:t>
+      </w:r>
+    </w:p>
+    <w:p>
       <w:r>
         <w:pict>
           <v:rect style="width:0;height:1.5pt" o:hralign="center" o:hrstd="t" o:hr="t"/>
         </w:pict>
       </w:r>
     </w:p>
-    <w:bookmarkEnd w:id="28"/>
-    <w:bookmarkEnd w:id="29"/>
-    <w:bookmarkStart w:id="32" w:name="c.4-digit-dp-state-position-in-a-number"/>
+    <w:bookmarkEnd w:id="31"/>
+    <w:bookmarkEnd w:id="32"/>
+    <w:bookmarkStart w:id="35" w:name="c.4-digit-dp-state-position-in-a-number"/>
     <w:p>
       <w:pPr>
         <w:pStyle w:val="Heading2"/>
@@ -2113,7 +3176,7 @@
         <w:t xml:space="preserve">14c.4 Digit DP (state = position in a number)</w:t>
       </w:r>
     </w:p>
-    <w:bookmarkStart w:id="30" w:name="the-idea-3"/>
+    <w:bookmarkStart w:id="33" w:name="the-idea-3"/>
     <w:p>
       <w:pPr>
         <w:pStyle w:val="Heading3"/>
@@ -2389,8 +3452,198 @@
         <w:t xml:space="preserve">(902), Count Numbers with Unique Digits.</w:t>
       </w:r>
     </w:p>
-    <w:bookmarkEnd w:id="30"/>
-    <w:bookmarkStart w:id="31" w:name="mcqs-3"/>
+    <w:p>
+      <w:pPr>
+        <w:pStyle w:val="FirstParagraph"/>
+      </w:pPr>
+      <w:r>
+        <w:rPr>
+          <w:b/>
+          <w:bCs/>
+        </w:rPr>
+        <w:t xml:space="preserve">Worked mini-example — count integers in</w:t>
+      </w:r>
+      <w:r>
+        <w:rPr>
+          <w:b/>
+          <w:bCs/>
+        </w:rPr>
+        <w:t xml:space="preserve"> </w:t>
+      </w:r>
+      <w:r>
+        <w:rPr>
+          <w:rStyle w:val="VerbatimChar"/>
+          <w:b/>
+          <w:bCs/>
+        </w:rPr>
+        <w:t xml:space="preserve">[0, 21]</w:t>
+      </w:r>
+      <w:r>
+        <w:rPr>
+          <w:b/>
+          <w:bCs/>
+        </w:rPr>
+        <w:t xml:space="preserve"> </w:t>
+      </w:r>
+      <w:r>
+        <w:rPr>
+          <w:b/>
+          <w:bCs/>
+        </w:rPr>
+        <w:t xml:space="preserve">whose digits are all even.</w:t>
+      </w:r>
+      <w:r>
+        <w:t xml:space="preserve"> </w:t>
+      </w:r>
+      <w:r>
+        <w:t xml:space="preserve">Write</w:t>
+      </w:r>
+      <w:r>
+        <w:t xml:space="preserve"> </w:t>
+      </w:r>
+      <w:r>
+        <w:rPr>
+          <w:rStyle w:val="VerbatimChar"/>
+        </w:rPr>
+        <w:t xml:space="preserve">N = 21</w:t>
+      </w:r>
+      <w:r>
+        <w:t xml:space="preserve"> </w:t>
+      </w:r>
+      <w:r>
+        <w:t xml:space="preserve">as digits</w:t>
+      </w:r>
+      <w:r>
+        <w:t xml:space="preserve"> </w:t>
+      </w:r>
+      <w:r>
+        <w:rPr>
+          <w:rStyle w:val="VerbatimChar"/>
+        </w:rPr>
+        <w:t xml:space="preserve">[2, 1]</w:t>
+      </w:r>
+      <w:r>
+        <w:t xml:space="preserve">. Walk position 0 (tens) then position 1 (units):</w:t>
+      </w:r>
+    </w:p>
+    <w:p>
+      <w:pPr>
+        <w:pStyle w:val="SourceCode"/>
+      </w:pPr>
+      <w:r>
+        <w:rPr>
+          <w:rStyle w:val="VerbatimChar"/>
+        </w:rPr>
+        <w:t xml:space="preserve"> pos 0, tight, digits allowed 0..2, but must be even -&gt; {0, 2}</w:t>
+      </w:r>
+      <w:r>
+        <w:br/>
+      </w:r>
+      <w:r>
+        <w:rPr>
+          <w:rStyle w:val="VerbatimChar"/>
+        </w:rPr>
+        <w:t xml:space="preserve">   pick 0 (now NOT tight): pos 1 can be any even digit {0,2,4,6,8} -&gt; 5 numbers</w:t>
+      </w:r>
+      <w:r>
+        <w:br/>
+      </w:r>
+      <w:r>
+        <w:rPr>
+          <w:rStyle w:val="VerbatimChar"/>
+        </w:rPr>
+        <w:t xml:space="preserve">                           (these are 00,02,04,06,08 i.e. 0,2,4,6,8)</w:t>
+      </w:r>
+      <w:r>
+        <w:br/>
+      </w:r>
+      <w:r>
+        <w:rPr>
+          <w:rStyle w:val="VerbatimChar"/>
+        </w:rPr>
+        <w:t xml:space="preserve">   pick 2 (STILL tight, since 2 == N[0]): pos 1 limited to 0..N[1]=1, even -&gt; {0}</w:t>
+      </w:r>
+      <w:r>
+        <w:br/>
+      </w:r>
+      <w:r>
+        <w:rPr>
+          <w:rStyle w:val="VerbatimChar"/>
+        </w:rPr>
+        <w:t xml:space="preserve">                           -&gt; 1 number (that is 20)</w:t>
+      </w:r>
+      <w:r>
+        <w:br/>
+      </w:r>
+      <w:r>
+        <w:rPr>
+          <w:rStyle w:val="VerbatimChar"/>
+        </w:rPr>
+        <w:t xml:space="preserve"> total = 5 + 1 = 6   -&gt; {0, 2, 4, 6, 8, 20}</w:t>
+      </w:r>
+    </w:p>
+    <w:p>
+      <w:pPr>
+        <w:pStyle w:val="FirstParagraph"/>
+      </w:pPr>
+      <w:r>
+        <w:t xml:space="preserve">The moment we pick a digit</w:t>
+      </w:r>
+      <w:r>
+        <w:t xml:space="preserve"> </w:t>
+      </w:r>
+      <w:r>
+        <w:rPr>
+          <w:i/>
+          <w:iCs/>
+        </w:rPr>
+        <w:t xml:space="preserve">below</w:t>
+      </w:r>
+      <w:r>
+        <w:t xml:space="preserve"> </w:t>
+      </w:r>
+      <w:r>
+        <w:t xml:space="preserve">the tight limit,</w:t>
+      </w:r>
+      <w:r>
+        <w:t xml:space="preserve"> </w:t>
+      </w:r>
+      <w:r>
+        <w:rPr>
+          <w:rStyle w:val="VerbatimChar"/>
+        </w:rPr>
+        <w:t xml:space="preserve">tight</w:t>
+      </w:r>
+      <w:r>
+        <w:t xml:space="preserve"> </w:t>
+      </w:r>
+      <w:r>
+        <w:t xml:space="preserve">turns off and the rest</w:t>
+      </w:r>
+      <w:r>
+        <w:t xml:space="preserve"> </w:t>
+      </w:r>
+      <w:r>
+        <w:t xml:space="preserve">of the positions are unconstrained (0..9) — that is exactly what the skeleton’s</w:t>
+      </w:r>
+      <w:r>
+        <w:t xml:space="preserve"> </w:t>
+      </w:r>
+      <w:r>
+        <w:rPr>
+          <w:rStyle w:val="VerbatimChar"/>
+        </w:rPr>
+        <w:t xml:space="preserve">tight and d==limit</w:t>
+      </w:r>
+      <w:r>
+        <w:t xml:space="preserve"> </w:t>
+      </w:r>
+      <w:r>
+        <w:t xml:space="preserve">expresses.</w:t>
+      </w:r>
+    </w:p>
+    <w:bookmarkEnd w:id="33"/>
+    <w:bookmarkStart w:id="34" w:name="mcqs-3"/>
     <w:p>
       <w:pPr>
         <w:pStyle w:val="Heading3"/>
@@ -2487,15 +3740,58 @@
       </w:r>
     </w:p>
     <w:p>
+      <w:pPr>
+        <w:pStyle w:val="Compact"/>
+        <w:numPr>
+          <w:ilvl w:val="0"/>
+          <w:numId w:val="1010"/>
+        </w:numPr>
+      </w:pPr>
+      <w:r>
+        <w:t xml:space="preserve">When does</w:t>
+      </w:r>
+      <w:r>
+        <w:t xml:space="preserve"> </w:t>
+      </w:r>
+      <w:r>
+        <w:rPr>
+          <w:rStyle w:val="VerbatimChar"/>
+        </w:rPr>
+        <w:t xml:space="preserve">tight</w:t>
+      </w:r>
+      <w:r>
+        <w:t xml:space="preserve"> </w:t>
+      </w:r>
+      <w:r>
+        <w:t xml:space="preserve">turn off? → the moment you pick a digit</w:t>
+      </w:r>
+      <w:r>
+        <w:t xml:space="preserve"> </w:t>
+      </w:r>
+      <w:r>
+        <w:rPr>
+          <w:b/>
+          <w:bCs/>
+        </w:rPr>
+        <w:t xml:space="preserve">below</w:t>
+      </w:r>
+      <w:r>
+        <w:t xml:space="preserve"> </w:t>
+      </w:r>
+      <w:r>
+        <w:t xml:space="preserve">the limit.</w:t>
+      </w:r>
+    </w:p>
+    <w:p>
       <w:r>
         <w:pict>
           <v:rect style="width:0;height:1.5pt" o:hralign="center" o:hrstd="t" o:hr="t"/>
         </w:pict>
       </w:r>
     </w:p>
-    <w:bookmarkEnd w:id="31"/>
-    <w:bookmarkEnd w:id="32"/>
-    <w:bookmarkStart w:id="37" w:name="X52a7c17cb5b7d108cf9e684bfc23074637b6983"/>
+    <w:bookmarkEnd w:id="34"/>
+    <w:bookmarkEnd w:id="35"/>
+    <w:bookmarkStart w:id="40" w:name="X52a7c17cb5b7d108cf9e684bfc23074637b6983"/>
     <w:p>
       <w:pPr>
         <w:pStyle w:val="Heading2"/>
@@ -2513,18 +3809,18 @@
           <wp:inline>
             <wp:extent cx="5334000" cy="2552536"/>
             <wp:effectExtent b="0" l="0" r="0" t="0"/>
-            <wp:docPr descr="DP optimisations: rolling space, bitmask, Knuth/D&amp;C-opt, convex hull trick, monotonic deque — and the from→to speedups." title="" id="34" name="Picture"/>
+            <wp:docPr descr="DP optimisations: rolling space, bitmask, Knuth/D&amp;C-opt, convex hull trick, monotonic deque — and the from→to speedups." title="" id="37" name="Picture"/>
             <a:graphic>
               <a:graphicData uri="http://schemas.openxmlformats.org/drawingml/2006/picture">
                 <pic:pic>
                   <pic:nvPicPr>
-                    <pic:cNvPr descr="images/116_dp_optimizations.png" id="35" name="Picture"/>
+                    <pic:cNvPr descr="images/116_dp_optimizations.png" id="38" name="Picture"/>
                     <pic:cNvPicPr>
                       <a:picLocks noChangeArrowheads="1" noChangeAspect="1"/>
                     </pic:cNvPicPr>
                   </pic:nvPicPr>
                   <pic:blipFill>
-                    <a:blip r:embed="rId33"/>
+                    <a:blip r:embed="rId36"/>
                     <a:stretch>
                       <a:fillRect/>
                     </a:stretch>
@@ -2822,101 +4118,14 @@
     </w:tbl>
     <w:p>
       <w:pPr>
-        <w:pStyle w:val="BlockText"/>
-      </w:pPr>
-      <w:r>
-        <w:rPr>
-          <w:b/>
-          <w:bCs/>
-        </w:rPr>
-        <w:t xml:space="preserve">Golden rule:</w:t>
-      </w:r>
-      <w:r>
-        <w:t xml:space="preserve"> </w:t>
-      </w:r>
-      <w:r>
-        <w:t xml:space="preserve">first get a</w:t>
-      </w:r>
-      <w:r>
-        <w:t xml:space="preserve"> </w:t>
-      </w:r>
-      <w:r>
-        <w:rPr>
-          <w:b/>
-          <w:bCs/>
-        </w:rPr>
-        <w:t xml:space="preserve">correct</w:t>
-      </w:r>
-      <w:r>
-        <w:t xml:space="preserve"> </w:t>
-      </w:r>
-      <w:r>
-        <w:t xml:space="preserve">DP,</w:t>
-      </w:r>
-      <w:r>
-        <w:t xml:space="preserve"> </w:t>
-      </w:r>
-      <w:r>
-        <w:rPr>
-          <w:i/>
-          <w:iCs/>
-        </w:rPr>
-        <w:t xml:space="preserve">then</w:t>
-      </w:r>
-      <w:r>
-        <w:t xml:space="preserve"> </w:t>
-      </w:r>
-      <w:r>
-        <w:t xml:space="preserve">optimise. Knuth / D&amp;C-opt /</w:t>
-      </w:r>
-      <w:r>
-        <w:t xml:space="preserve"> </w:t>
-      </w:r>
-      <w:r>
-        <w:t xml:space="preserve">CHT are</w:t>
-      </w:r>
-      <w:r>
-        <w:t xml:space="preserve"> </w:t>
-      </w:r>
-      <w:r>
-        <w:rPr>
-          <w:b/>
-          <w:bCs/>
-        </w:rPr>
-        <w:t xml:space="preserve">ICPC-level</w:t>
-      </w:r>
-      <w:r>
-        <w:t xml:space="preserve"> </w:t>
-      </w:r>
-      <w:r>
-        <w:t xml:space="preserve">— recognise the transition shape (interval with QI; cost</w:t>
-      </w:r>
-      <w:r>
-        <w:t xml:space="preserve"> </w:t>
-      </w:r>
-      <w:r>
-        <w:t xml:space="preserve">= line</w:t>
-      </w:r>
-      <w:r>
-        <w:t xml:space="preserve"> </w:t>
-      </w:r>
-      <w:r>
-        <w:rPr>
-          <w:rStyle w:val="VerbatimChar"/>
-        </w:rPr>
-        <w:t xml:space="preserve">mx+b</w:t>
-      </w:r>
-      <w:r>
-        <w:t xml:space="preserve">) rather than memorising the math.</w:t>
-      </w:r>
-    </w:p>
-    <w:bookmarkStart w:id="36" w:name="mcqs-4"/>
-    <w:p>
-      <w:pPr>
-        <w:pStyle w:val="Heading3"/>
-      </w:pPr>
-      <w:r>
-        <w:t xml:space="preserve">MCQs</w:t>
+        <w:pStyle w:val="BodyText"/>
+      </w:pPr>
+      <w:r>
+        <w:rPr>
+          <w:b/>
+          <w:bCs/>
+        </w:rPr>
+        <w:t xml:space="preserve">When to reach for each (recognition cheatsheet):</w:t>
       </w:r>
     </w:p>
     <w:p>
@@ -2928,23 +4137,33 @@
         </w:numPr>
       </w:pPr>
       <w:r>
-        <w:t xml:space="preserve">First priority before optimising DP? → get a</w:t>
-      </w:r>
-      <w:r>
-        <w:t xml:space="preserve"> </w:t>
-      </w:r>
-      <w:r>
-        <w:rPr>
-          <w:b/>
-          <w:bCs/>
-        </w:rPr>
-        <w:t xml:space="preserve">correct</w:t>
-      </w:r>
-      <w:r>
-        <w:t xml:space="preserve"> </w:t>
-      </w:r>
-      <w:r>
-        <w:t xml:space="preserve">recurrence.</w:t>
+        <w:rPr>
+          <w:b/>
+          <w:bCs/>
+        </w:rPr>
+        <w:t xml:space="preserve">Rolling array</w:t>
+      </w:r>
+      <w:r>
+        <w:t xml:space="preserve"> </w:t>
+      </w:r>
+      <w:r>
+        <w:t xml:space="preserve">— the transition reads only the last 1–2 rows/values.</w:t>
+      </w:r>
+      <w:r>
+        <w:t xml:space="preserve"> </w:t>
+      </w:r>
+      <w:r>
+        <w:rPr>
+          <w:i/>
+          <w:iCs/>
+        </w:rPr>
+        <w:t xml:space="preserve">Always</w:t>
+      </w:r>
+      <w:r>
+        <w:t xml:space="preserve"> </w:t>
+      </w:r>
+      <w:r>
+        <w:t xml:space="preserve">the first optimisation to try; safe and simple.</w:t>
       </w:r>
     </w:p>
     <w:p>
@@ -2956,35 +4175,108 @@
         </w:numPr>
       </w:pPr>
       <w:r>
-        <w:t xml:space="preserve">Transitions</w:t>
-      </w:r>
-      <w:r>
-        <w:t xml:space="preserve"> </w:t>
-      </w:r>
-      <w:r>
-        <w:rPr>
-          <w:rStyle w:val="VerbatimChar"/>
-        </w:rPr>
-        <w:t xml:space="preserve">min(m·x + b)</w:t>
-      </w:r>
-      <w:r>
-        <w:t xml:space="preserve"> </w:t>
-      </w:r>
-      <w:r>
-        <w:t xml:space="preserve">→ use? →</w:t>
-      </w:r>
-      <w:r>
-        <w:t xml:space="preserve"> </w:t>
-      </w:r>
-      <w:r>
-        <w:rPr>
-          <w:b/>
-          <w:bCs/>
-        </w:rPr>
-        <w:t xml:space="preserve">Convex Hull Trick</w:t>
-      </w:r>
-      <w:r>
-        <w:t xml:space="preserve">.</w:t>
+        <w:rPr>
+          <w:b/>
+          <w:bCs/>
+        </w:rPr>
+        <w:t xml:space="preserve">Monotonic deque</w:t>
+      </w:r>
+      <w:r>
+        <w:t xml:space="preserve"> </w:t>
+      </w:r>
+      <w:r>
+        <w:t xml:space="preserve">— the inner</w:t>
+      </w:r>
+      <w:r>
+        <w:t xml:space="preserve"> </w:t>
+      </w:r>
+      <w:r>
+        <w:rPr>
+          <w:rStyle w:val="VerbatimChar"/>
+        </w:rPr>
+        <w:t xml:space="preserve">min</w:t>
+      </w:r>
+      <w:r>
+        <w:t xml:space="preserve">/</w:t>
+      </w:r>
+      <w:r>
+        <w:rPr>
+          <w:rStyle w:val="VerbatimChar"/>
+        </w:rPr>
+        <w:t xml:space="preserve">max</w:t>
+      </w:r>
+      <w:r>
+        <w:t xml:space="preserve"> </w:t>
+      </w:r>
+      <w:r>
+        <w:t xml:space="preserve">is over a</w:t>
+      </w:r>
+      <w:r>
+        <w:t xml:space="preserve"> </w:t>
+      </w:r>
+      <w:r>
+        <w:rPr>
+          <w:b/>
+          <w:bCs/>
+        </w:rPr>
+        <w:t xml:space="preserve">sliding window</w:t>
+      </w:r>
+      <w:r>
+        <w:t xml:space="preserve"> </w:t>
+      </w:r>
+      <w:r>
+        <w:t xml:space="preserve">of</w:t>
+      </w:r>
+      <w:r>
+        <w:t xml:space="preserve"> </w:t>
+      </w:r>
+      <w:r>
+        <w:t xml:space="preserve">previous states (e.g. </w:t>
+      </w:r>
+      <w:r>
+        <w:rPr>
+          <w:rStyle w:val="VerbatimChar"/>
+        </w:rPr>
+        <w:t xml:space="preserve">dp[i] = min(dp[j]) + cost</w:t>
+      </w:r>
+      <w:r>
+        <w:t xml:space="preserve"> </w:t>
+      </w:r>
+      <w:r>
+        <w:t xml:space="preserve">for</w:t>
+      </w:r>
+      <w:r>
+        <w:t xml:space="preserve"> </w:t>
+      </w:r>
+      <w:r>
+        <w:rPr>
+          <w:rStyle w:val="VerbatimChar"/>
+        </w:rPr>
+        <w:t xml:space="preserve">j</w:t>
+      </w:r>
+      <w:r>
+        <w:t xml:space="preserve"> </w:t>
+      </w:r>
+      <w:r>
+        <w:t xml:space="preserve">in</w:t>
+      </w:r>
+      <w:r>
+        <w:t xml:space="preserve"> </w:t>
+      </w:r>
+      <w:r>
+        <w:rPr>
+          <w:rStyle w:val="VerbatimChar"/>
+        </w:rPr>
+        <w:t xml:space="preserve">[i-k, i-1]</w:t>
+      </w:r>
+      <w:r>
+        <w:t xml:space="preserve">). The</w:t>
+      </w:r>
+      <w:r>
+        <w:t xml:space="preserve"> </w:t>
+      </w:r>
+      <w:r>
+        <w:t xml:space="preserve">deque keeps window extremes in amortised O(1).</w:t>
       </w:r>
     </w:p>
     <w:p>
@@ -2996,11 +4288,123 @@
         </w:numPr>
       </w:pPr>
       <w:r>
-        <w:t xml:space="preserve">Interval DP with quadrangle inequality → ? →</w:t>
-      </w:r>
-      <w:r>
-        <w:t xml:space="preserve"> </w:t>
-      </w:r>
+        <w:rPr>
+          <w:b/>
+          <w:bCs/>
+        </w:rPr>
+        <w:t xml:space="preserve">Divide &amp; Conquer optimisation</w:t>
+      </w:r>
+      <w:r>
+        <w:t xml:space="preserve"> </w:t>
+      </w:r>
+      <w:r>
+        <w:t xml:space="preserve">—</w:t>
+      </w:r>
+      <w:r>
+        <w:t xml:space="preserve"> </w:t>
+      </w:r>
+      <w:r>
+        <w:rPr>
+          <w:rStyle w:val="VerbatimChar"/>
+        </w:rPr>
+        <w:t xml:space="preserve">dp[i][j] = min_k(dp[i-1][k] + C(k,j))</w:t>
+      </w:r>
+      <w:r>
+        <w:t xml:space="preserve"> </w:t>
+      </w:r>
+      <w:r>
+        <w:t xml:space="preserve">and</w:t>
+      </w:r>
+      <w:r>
+        <w:t xml:space="preserve"> </w:t>
+      </w:r>
+      <w:r>
+        <w:t xml:space="preserve">the</w:t>
+      </w:r>
+      <w:r>
+        <w:t xml:space="preserve"> </w:t>
+      </w:r>
+      <w:r>
+        <w:rPr>
+          <w:b/>
+          <w:bCs/>
+        </w:rPr>
+        <w:t xml:space="preserve">optimal</w:t>
+      </w:r>
+      <w:r>
+        <w:rPr>
+          <w:b/>
+          <w:bCs/>
+        </w:rPr>
+        <w:t xml:space="preserve"> </w:t>
+      </w:r>
+      <w:r>
+        <w:rPr>
+          <w:rStyle w:val="VerbatimChar"/>
+          <w:b/>
+          <w:bCs/>
+        </w:rPr>
+        <w:t xml:space="preserve">k</w:t>
+      </w:r>
+      <w:r>
+        <w:rPr>
+          <w:b/>
+          <w:bCs/>
+        </w:rPr>
+        <w:t xml:space="preserve"> </w:t>
+      </w:r>
+      <w:r>
+        <w:rPr>
+          <w:b/>
+          <w:bCs/>
+        </w:rPr>
+        <w:t xml:space="preserve">is monotonic</w:t>
+      </w:r>
+      <w:r>
+        <w:t xml:space="preserve"> </w:t>
+      </w:r>
+      <w:r>
+        <w:t xml:space="preserve">in</w:t>
+      </w:r>
+      <w:r>
+        <w:t xml:space="preserve"> </w:t>
+      </w:r>
+      <w:r>
+        <w:rPr>
+          <w:rStyle w:val="VerbatimChar"/>
+        </w:rPr>
+        <w:t xml:space="preserve">j</w:t>
+      </w:r>
+      <w:r>
+        <w:t xml:space="preserve"> </w:t>
+      </w:r>
+      <w:r>
+        <w:t xml:space="preserve">(</w:t>
+      </w:r>
+      <w:r>
+        <w:rPr>
+          <w:rStyle w:val="VerbatimChar"/>
+        </w:rPr>
+        <w:t xml:space="preserve">opt(i,j) ≤ opt(i,j+1)</w:t>
+      </w:r>
+      <w:r>
+        <w:t xml:space="preserve">). Recurse on the</w:t>
+      </w:r>
+      <w:r>
+        <w:t xml:space="preserve"> </w:t>
+      </w:r>
+      <w:r>
+        <w:t xml:space="preserve">split range → O(n log n) per layer.</w:t>
+      </w:r>
+    </w:p>
+    <w:p>
+      <w:pPr>
+        <w:pStyle w:val="Compact"/>
+        <w:numPr>
+          <w:ilvl w:val="0"/>
+          <w:numId w:val="1011"/>
+        </w:numPr>
+      </w:pPr>
       <w:r>
         <w:rPr>
           <w:b/>
@@ -3012,25 +4416,230 @@
         <w:t xml:space="preserve"> </w:t>
       </w:r>
       <w:r>
-        <w:t xml:space="preserve">(O(n²)).</w:t>
-      </w:r>
-    </w:p>
-    <w:p>
-      <w:r>
-        <w:pict>
-          <v:rect style="width:0;height:1.5pt" o:hralign="center" o:hrstd="t" o:hr="t"/>
-        </w:pict>
-      </w:r>
-    </w:p>
-    <w:bookmarkEnd w:id="36"/>
-    <w:bookmarkEnd w:id="37"/>
-    <w:bookmarkStart w:id="38" w:name="module-14c-concept-review-one-page"/>
-    <w:p>
-      <w:pPr>
-        <w:pStyle w:val="Heading2"/>
-      </w:pPr>
-      <w:r>
-        <w:t xml:space="preserve">Module 14c — Concept Review (one page)</w:t>
+        <w:t xml:space="preserve">— interval DP</w:t>
+      </w:r>
+      <w:r>
+        <w:t xml:space="preserve"> </w:t>
+      </w:r>
+      <w:r>
+        <w:rPr>
+          <w:rStyle w:val="VerbatimChar"/>
+        </w:rPr>
+        <w:t xml:space="preserve">dp[i][j] = min_k(dp[i][k]+dp[k+1][j]) + w(i,j)</w:t>
+      </w:r>
+      <w:r>
+        <w:t xml:space="preserve"> </w:t>
+      </w:r>
+      <w:r>
+        <w:t xml:space="preserve">where</w:t>
+      </w:r>
+      <w:r>
+        <w:t xml:space="preserve"> </w:t>
+      </w:r>
+      <w:r>
+        <w:rPr>
+          <w:rStyle w:val="VerbatimChar"/>
+        </w:rPr>
+        <w:t xml:space="preserve">w</w:t>
+      </w:r>
+      <w:r>
+        <w:t xml:space="preserve"> </w:t>
+      </w:r>
+      <w:r>
+        <w:t xml:space="preserve">satisfies the</w:t>
+      </w:r>
+      <w:r>
+        <w:t xml:space="preserve"> </w:t>
+      </w:r>
+      <w:r>
+        <w:rPr>
+          <w:b/>
+          <w:bCs/>
+        </w:rPr>
+        <w:t xml:space="preserve">quadrangle inequality</w:t>
+      </w:r>
+      <w:r>
+        <w:t xml:space="preserve">; then optimal splits are</w:t>
+      </w:r>
+      <w:r>
+        <w:t xml:space="preserve"> </w:t>
+      </w:r>
+      <w:r>
+        <w:t xml:space="preserve">monotonic and the k-loop collapses →</w:t>
+      </w:r>
+      <w:r>
+        <w:t xml:space="preserve"> </w:t>
+      </w:r>
+      <w:r>
+        <w:rPr>
+          <w:b/>
+          <w:bCs/>
+        </w:rPr>
+        <w:t xml:space="preserve">O(n²)</w:t>
+      </w:r>
+      <w:r>
+        <w:t xml:space="preserve"> </w:t>
+      </w:r>
+      <w:r>
+        <w:t xml:space="preserve">(Optimal BST is the classic case).</w:t>
+      </w:r>
+    </w:p>
+    <w:p>
+      <w:pPr>
+        <w:pStyle w:val="Compact"/>
+        <w:numPr>
+          <w:ilvl w:val="0"/>
+          <w:numId w:val="1011"/>
+        </w:numPr>
+      </w:pPr>
+      <w:r>
+        <w:rPr>
+          <w:b/>
+          <w:bCs/>
+        </w:rPr>
+        <w:t xml:space="preserve">Convex Hull Trick</w:t>
+      </w:r>
+      <w:r>
+        <w:t xml:space="preserve"> </w:t>
+      </w:r>
+      <w:r>
+        <w:t xml:space="preserve">— the transition is a</w:t>
+      </w:r>
+      <w:r>
+        <w:t xml:space="preserve"> </w:t>
+      </w:r>
+      <w:r>
+        <w:rPr>
+          <w:b/>
+          <w:bCs/>
+        </w:rPr>
+        <w:t xml:space="preserve">minimum over lines</w:t>
+      </w:r>
+      <w:r>
+        <w:t xml:space="preserve"> </w:t>
+      </w:r>
+      <w:r>
+        <w:rPr>
+          <w:rStyle w:val="VerbatimChar"/>
+        </w:rPr>
+        <w:t xml:space="preserve">mⱼ·x + bⱼ</w:t>
+      </w:r>
+      <w:r>
+        <w:t xml:space="preserve"> </w:t>
+      </w:r>
+      <w:r>
+        <w:t xml:space="preserve">evaluated at a query</w:t>
+      </w:r>
+      <w:r>
+        <w:t xml:space="preserve"> </w:t>
+      </w:r>
+      <w:r>
+        <w:rPr>
+          <w:rStyle w:val="VerbatimChar"/>
+        </w:rPr>
+        <w:t xml:space="preserve">x</w:t>
+      </w:r>
+      <w:r>
+        <w:t xml:space="preserve">; maintain the lower/upper hull of lines.</w:t>
+      </w:r>
+    </w:p>
+    <w:p>
+      <w:pPr>
+        <w:pStyle w:val="BlockText"/>
+      </w:pPr>
+      <w:r>
+        <w:rPr>
+          <w:b/>
+          <w:bCs/>
+        </w:rPr>
+        <w:t xml:space="preserve">Golden rule:</w:t>
+      </w:r>
+      <w:r>
+        <w:t xml:space="preserve"> </w:t>
+      </w:r>
+      <w:r>
+        <w:t xml:space="preserve">first get a</w:t>
+      </w:r>
+      <w:r>
+        <w:t xml:space="preserve"> </w:t>
+      </w:r>
+      <w:r>
+        <w:rPr>
+          <w:b/>
+          <w:bCs/>
+        </w:rPr>
+        <w:t xml:space="preserve">correct</w:t>
+      </w:r>
+      <w:r>
+        <w:t xml:space="preserve"> </w:t>
+      </w:r>
+      <w:r>
+        <w:t xml:space="preserve">DP,</w:t>
+      </w:r>
+      <w:r>
+        <w:t xml:space="preserve"> </w:t>
+      </w:r>
+      <w:r>
+        <w:rPr>
+          <w:i/>
+          <w:iCs/>
+        </w:rPr>
+        <w:t xml:space="preserve">then</w:t>
+      </w:r>
+      <w:r>
+        <w:t xml:space="preserve"> </w:t>
+      </w:r>
+      <w:r>
+        <w:t xml:space="preserve">optimise. Knuth / D&amp;C-opt /</w:t>
+      </w:r>
+      <w:r>
+        <w:t xml:space="preserve"> </w:t>
+      </w:r>
+      <w:r>
+        <w:t xml:space="preserve">CHT are</w:t>
+      </w:r>
+      <w:r>
+        <w:t xml:space="preserve"> </w:t>
+      </w:r>
+      <w:r>
+        <w:rPr>
+          <w:b/>
+          <w:bCs/>
+        </w:rPr>
+        <w:t xml:space="preserve">ICPC-level</w:t>
+      </w:r>
+      <w:r>
+        <w:t xml:space="preserve"> </w:t>
+      </w:r>
+      <w:r>
+        <w:t xml:space="preserve">— recognise the transition shape (interval with QI; cost</w:t>
+      </w:r>
+      <w:r>
+        <w:t xml:space="preserve"> </w:t>
+      </w:r>
+      <w:r>
+        <w:t xml:space="preserve">= line</w:t>
+      </w:r>
+      <w:r>
+        <w:t xml:space="preserve"> </w:t>
+      </w:r>
+      <w:r>
+        <w:rPr>
+          <w:rStyle w:val="VerbatimChar"/>
+        </w:rPr>
+        <w:t xml:space="preserve">mx+b</w:t>
+      </w:r>
+      <w:r>
+        <w:t xml:space="preserve">) rather than memorising the math.</w:t>
+      </w:r>
+    </w:p>
+    <w:bookmarkStart w:id="39" w:name="mcqs-4"/>
+    <w:p>
+      <w:pPr>
+        <w:pStyle w:val="Heading3"/>
+      </w:pPr>
+      <w:r>
+        <w:t xml:space="preserve">MCQs</w:t>
       </w:r>
     </w:p>
     <w:p>
@@ -3042,35 +4651,23 @@
         </w:numPr>
       </w:pPr>
       <w:r>
-        <w:rPr>
-          <w:b/>
-          <w:bCs/>
-        </w:rPr>
-        <w:t xml:space="preserve">Tree DP:</w:t>
-      </w:r>
-      <w:r>
-        <w:t xml:space="preserve"> </w:t>
-      </w:r>
-      <w:r>
-        <w:t xml:space="preserve">post-order DFS, state</w:t>
-      </w:r>
-      <w:r>
-        <w:t xml:space="preserve"> </w:t>
-      </w:r>
-      <w:r>
-        <w:rPr>
-          <w:rStyle w:val="VerbatimChar"/>
-        </w:rPr>
-        <w:t xml:space="preserve">(node, flag)</w:t>
-      </w:r>
-      <w:r>
-        <w:t xml:space="preserve">; O(n); House Robber III, max</w:t>
-      </w:r>
-      <w:r>
-        <w:t xml:space="preserve"> </w:t>
-      </w:r>
-      <w:r>
-        <w:t xml:space="preserve">path sum, re-rooting.</w:t>
+        <w:t xml:space="preserve">First priority before optimising DP? → get a</w:t>
+      </w:r>
+      <w:r>
+        <w:t xml:space="preserve"> </w:t>
+      </w:r>
+      <w:r>
+        <w:rPr>
+          <w:b/>
+          <w:bCs/>
+        </w:rPr>
+        <w:t xml:space="preserve">correct</w:t>
+      </w:r>
+      <w:r>
+        <w:t xml:space="preserve"> </w:t>
+      </w:r>
+      <w:r>
+        <w:t xml:space="preserve">recurrence.</w:t>
       </w:r>
     </w:p>
     <w:p>
@@ -3082,36 +4679,35 @@
         </w:numPr>
       </w:pPr>
       <w:r>
-        <w:rPr>
-          <w:b/>
-          <w:bCs/>
-        </w:rPr>
-        <w:t xml:space="preserve">Bitmask DP:</w:t>
-      </w:r>
-      <w:r>
-        <w:t xml:space="preserve"> </w:t>
-      </w:r>
-      <w:r>
-        <w:t xml:space="preserve">subset = integer bits; small n (≤20);</w:t>
-      </w:r>
-      <w:r>
-        <w:t xml:space="preserve"> </w:t>
-      </w:r>
-      <w:r>
-        <w:rPr>
-          <w:b/>
-          <w:bCs/>
-        </w:rPr>
-        <w:t xml:space="preserve">TSP O(2ⁿ·n²)</w:t>
-      </w:r>
-      <w:r>
-        <w:t xml:space="preserve">,</w:t>
-      </w:r>
-      <w:r>
-        <w:t xml:space="preserve"> </w:t>
-      </w:r>
-      <w:r>
-        <w:t xml:space="preserve">assignment, partition-to-k.</w:t>
+        <w:t xml:space="preserve">Transitions</w:t>
+      </w:r>
+      <w:r>
+        <w:t xml:space="preserve"> </w:t>
+      </w:r>
+      <w:r>
+        <w:rPr>
+          <w:rStyle w:val="VerbatimChar"/>
+        </w:rPr>
+        <w:t xml:space="preserve">min(m·x + b)</w:t>
+      </w:r>
+      <w:r>
+        <w:t xml:space="preserve"> </w:t>
+      </w:r>
+      <w:r>
+        <w:t xml:space="preserve">→ use? →</w:t>
+      </w:r>
+      <w:r>
+        <w:t xml:space="preserve"> </w:t>
+      </w:r>
+      <w:r>
+        <w:rPr>
+          <w:b/>
+          <w:bCs/>
+        </w:rPr>
+        <w:t xml:space="preserve">Convex Hull Trick</w:t>
+      </w:r>
+      <w:r>
+        <w:t xml:space="preserve">.</w:t>
       </w:r>
     </w:p>
     <w:p>
@@ -3123,48 +4719,23 @@
         </w:numPr>
       </w:pPr>
       <w:r>
-        <w:rPr>
-          <w:b/>
-          <w:bCs/>
-        </w:rPr>
-        <w:t xml:space="preserve">Interval DP:</w:t>
-      </w:r>
-      <w:r>
-        <w:t xml:space="preserve"> </w:t>
-      </w:r>
-      <w:r>
-        <w:rPr>
-          <w:rStyle w:val="VerbatimChar"/>
-        </w:rPr>
-        <w:t xml:space="preserve">dp[i][j]</w:t>
-      </w:r>
-      <w:r>
-        <w:t xml:space="preserve"> </w:t>
-      </w:r>
-      <w:r>
-        <w:t xml:space="preserve">by increasing length; pick the</w:t>
-      </w:r>
-      <w:r>
-        <w:t xml:space="preserve"> </w:t>
-      </w:r>
-      <w:r>
-        <w:rPr>
-          <w:b/>
-          <w:bCs/>
-        </w:rPr>
-        <w:t xml:space="preserve">last</w:t>
-      </w:r>
-      <w:r>
-        <w:t xml:space="preserve"> </w:t>
-      </w:r>
-      <w:r>
-        <w:t xml:space="preserve">move; Burst</w:t>
-      </w:r>
-      <w:r>
-        <w:t xml:space="preserve"> </w:t>
-      </w:r>
-      <w:r>
-        <w:t xml:space="preserve">Balloons / Matrix Chain O(n³).</w:t>
+        <w:t xml:space="preserve">Interval DP with quadrangle inequality → ? →</w:t>
+      </w:r>
+      <w:r>
+        <w:t xml:space="preserve"> </w:t>
+      </w:r>
+      <w:r>
+        <w:rPr>
+          <w:b/>
+          <w:bCs/>
+        </w:rPr>
+        <w:t xml:space="preserve">Knuth optimisation</w:t>
+      </w:r>
+      <w:r>
+        <w:t xml:space="preserve"> </w:t>
+      </w:r>
+      <w:r>
+        <w:t xml:space="preserve">(O(n²)).</w:t>
       </w:r>
     </w:p>
     <w:p>
@@ -3177,46 +4748,31 @@
       </w:pPr>
       <w:r>
         <w:rPr>
-          <w:b/>
-          <w:bCs/>
-        </w:rPr>
-        <w:t xml:space="preserve">Digit DP:</w:t>
-      </w:r>
-      <w:r>
-        <w:t xml:space="preserve"> </w:t>
-      </w:r>
-      <w:r>
-        <w:t xml:space="preserve">state</w:t>
-      </w:r>
-      <w:r>
-        <w:t xml:space="preserve"> </w:t>
-      </w:r>
-      <w:r>
-        <w:rPr>
-          <w:rStyle w:val="VerbatimChar"/>
-        </w:rPr>
-        <w:t xml:space="preserve">(pos, tight, extra)</w:t>
-      </w:r>
-      <w:r>
-        <w:t xml:space="preserve">; count numbers ≤ N with a digit</w:t>
-      </w:r>
-      <w:r>
-        <w:t xml:space="preserve"> </w:t>
-      </w:r>
-      <w:r>
-        <w:t xml:space="preserve">property;</w:t>
-      </w:r>
-      <w:r>
-        <w:t xml:space="preserve"> </w:t>
-      </w:r>
-      <w:r>
-        <w:rPr>
-          <w:rStyle w:val="VerbatimChar"/>
-        </w:rPr>
-        <w:t xml:space="preserve">[L,R] = f(R)−f(L−1)</w:t>
-      </w:r>
-      <w:r>
-        <w:t xml:space="preserve">.</w:t>
+          <w:rStyle w:val="VerbatimChar"/>
+        </w:rPr>
+        <w:t xml:space="preserve">min</w:t>
+      </w:r>
+      <w:r>
+        <w:t xml:space="preserve"> </w:t>
+      </w:r>
+      <w:r>
+        <w:t xml:space="preserve">over a sliding window of previous states → ? →</w:t>
+      </w:r>
+      <w:r>
+        <w:t xml:space="preserve"> </w:t>
+      </w:r>
+      <w:r>
+        <w:rPr>
+          <w:b/>
+          <w:bCs/>
+        </w:rPr>
+        <w:t xml:space="preserve">monotonic deque</w:t>
+      </w:r>
+      <w:r>
+        <w:t xml:space="preserve"> </w:t>
+      </w:r>
+      <w:r>
+        <w:t xml:space="preserve">(O(n)).</w:t>
       </w:r>
     </w:p>
     <w:p>
@@ -3228,33 +4784,53 @@
         </w:numPr>
       </w:pPr>
       <w:r>
-        <w:rPr>
-          <w:b/>
-          <w:bCs/>
-        </w:rPr>
-        <w:t xml:space="preserve">Optimisations:</w:t>
-      </w:r>
-      <w:r>
-        <w:t xml:space="preserve"> </w:t>
-      </w:r>
-      <w:r>
-        <w:t xml:space="preserve">rolling space, monotonic deque, Knuth/D&amp;C-opt, CHT — get</w:t>
-      </w:r>
-      <w:r>
-        <w:t xml:space="preserve"> </w:t>
-      </w:r>
-      <w:r>
-        <w:t xml:space="preserve">correct first, then speed up.</w:t>
-      </w:r>
-    </w:p>
-    <w:bookmarkEnd w:id="38"/>
-    <w:bookmarkStart w:id="39" w:name="module-14c-flash-cards"/>
+        <w:t xml:space="preserve">Optimal split monotonic in</w:t>
+      </w:r>
+      <w:r>
+        <w:t xml:space="preserve"> </w:t>
+      </w:r>
+      <w:r>
+        <w:rPr>
+          <w:rStyle w:val="VerbatimChar"/>
+        </w:rPr>
+        <w:t xml:space="preserve">j</w:t>
+      </w:r>
+      <w:r>
+        <w:t xml:space="preserve"> </w:t>
+      </w:r>
+      <w:r>
+        <w:t xml:space="preserve">→ ? →</w:t>
+      </w:r>
+      <w:r>
+        <w:t xml:space="preserve"> </w:t>
+      </w:r>
+      <w:r>
+        <w:rPr>
+          <w:b/>
+          <w:bCs/>
+        </w:rPr>
+        <w:t xml:space="preserve">divide &amp; conquer optimisation</w:t>
+      </w:r>
+      <w:r>
+        <w:t xml:space="preserve">.</w:t>
+      </w:r>
+    </w:p>
+    <w:p>
+      <w:r>
+        <w:pict>
+          <v:rect style="width:0;height:1.5pt" o:hralign="center" o:hrstd="t" o:hr="t"/>
+        </w:pict>
+      </w:r>
+    </w:p>
+    <w:bookmarkEnd w:id="39"/>
+    <w:bookmarkEnd w:id="40"/>
+    <w:bookmarkStart w:id="41" w:name="module-14c-concept-review-one-page"/>
     <w:p>
       <w:pPr>
         <w:pStyle w:val="Heading2"/>
       </w:pPr>
       <w:r>
-        <w:t xml:space="preserve">Module 14c — Flash Cards</w:t>
+        <w:t xml:space="preserve">Module 14c — Concept Review (one page)</w:t>
       </w:r>
     </w:p>
     <w:p>
@@ -3266,17 +4842,35 @@
         </w:numPr>
       </w:pPr>
       <w:r>
-        <w:t xml:space="preserve">Q: Tree DP order &amp; time?</w:t>
-      </w:r>
-      <w:r>
-        <w:t xml:space="preserve"> </w:t>
-      </w:r>
-      <w:r>
-        <w:rPr>
-          <w:b/>
-          <w:bCs/>
-        </w:rPr>
-        <w:t xml:space="preserve">A: post-order DFS, O(n).</w:t>
+        <w:rPr>
+          <w:b/>
+          <w:bCs/>
+        </w:rPr>
+        <w:t xml:space="preserve">Tree DP:</w:t>
+      </w:r>
+      <w:r>
+        <w:t xml:space="preserve"> </w:t>
+      </w:r>
+      <w:r>
+        <w:t xml:space="preserve">post-order DFS, state</w:t>
+      </w:r>
+      <w:r>
+        <w:t xml:space="preserve"> </w:t>
+      </w:r>
+      <w:r>
+        <w:rPr>
+          <w:rStyle w:val="VerbatimChar"/>
+        </w:rPr>
+        <w:t xml:space="preserve">(node, flag)</w:t>
+      </w:r>
+      <w:r>
+        <w:t xml:space="preserve">; O(n); House Robber III, max</w:t>
+      </w:r>
+      <w:r>
+        <w:t xml:space="preserve"> </w:t>
+      </w:r>
+      <w:r>
+        <w:t xml:space="preserve">path sum, re-rooting.</w:t>
       </w:r>
     </w:p>
     <w:p>
@@ -3288,17 +4882,36 @@
         </w:numPr>
       </w:pPr>
       <w:r>
-        <w:t xml:space="preserve">Q: When bitmask DP?</w:t>
-      </w:r>
-      <w:r>
-        <w:t xml:space="preserve"> </w:t>
-      </w:r>
-      <w:r>
-        <w:rPr>
-          <w:b/>
-          <w:bCs/>
-        </w:rPr>
-        <w:t xml:space="preserve">A: small n (≤20), state = subset.</w:t>
+        <w:rPr>
+          <w:b/>
+          <w:bCs/>
+        </w:rPr>
+        <w:t xml:space="preserve">Bitmask DP:</w:t>
+      </w:r>
+      <w:r>
+        <w:t xml:space="preserve"> </w:t>
+      </w:r>
+      <w:r>
+        <w:t xml:space="preserve">subset = integer bits; small n (≤20);</w:t>
+      </w:r>
+      <w:r>
+        <w:t xml:space="preserve"> </w:t>
+      </w:r>
+      <w:r>
+        <w:rPr>
+          <w:b/>
+          <w:bCs/>
+        </w:rPr>
+        <w:t xml:space="preserve">TSP O(2ⁿ·n²)</w:t>
+      </w:r>
+      <w:r>
+        <w:t xml:space="preserve">,</w:t>
+      </w:r>
+      <w:r>
+        <w:t xml:space="preserve"> </w:t>
+      </w:r>
+      <w:r>
+        <w:t xml:space="preserve">assignment, partition-to-k.</w:t>
       </w:r>
     </w:p>
     <w:p>
@@ -3310,17 +4923,48 @@
         </w:numPr>
       </w:pPr>
       <w:r>
-        <w:t xml:space="preserve">Q: TSP DP complexity?</w:t>
-      </w:r>
-      <w:r>
-        <w:t xml:space="preserve"> </w:t>
-      </w:r>
-      <w:r>
-        <w:rPr>
-          <w:b/>
-          <w:bCs/>
-        </w:rPr>
-        <w:t xml:space="preserve">A: O(2ⁿ·n²) (Held-Karp).</w:t>
+        <w:rPr>
+          <w:b/>
+          <w:bCs/>
+        </w:rPr>
+        <w:t xml:space="preserve">Interval DP:</w:t>
+      </w:r>
+      <w:r>
+        <w:t xml:space="preserve"> </w:t>
+      </w:r>
+      <w:r>
+        <w:rPr>
+          <w:rStyle w:val="VerbatimChar"/>
+        </w:rPr>
+        <w:t xml:space="preserve">dp[i][j]</w:t>
+      </w:r>
+      <w:r>
+        <w:t xml:space="preserve"> </w:t>
+      </w:r>
+      <w:r>
+        <w:t xml:space="preserve">by increasing length; pick the</w:t>
+      </w:r>
+      <w:r>
+        <w:t xml:space="preserve"> </w:t>
+      </w:r>
+      <w:r>
+        <w:rPr>
+          <w:b/>
+          <w:bCs/>
+        </w:rPr>
+        <w:t xml:space="preserve">last</w:t>
+      </w:r>
+      <w:r>
+        <w:t xml:space="preserve"> </w:t>
+      </w:r>
+      <w:r>
+        <w:t xml:space="preserve">move; Burst</w:t>
+      </w:r>
+      <w:r>
+        <w:t xml:space="preserve"> </w:t>
+      </w:r>
+      <w:r>
+        <w:t xml:space="preserve">Balloons / Matrix Chain O(n³).</w:t>
       </w:r>
     </w:p>
     <w:p>
@@ -3332,17 +4976,47 @@
         </w:numPr>
       </w:pPr>
       <w:r>
-        <w:t xml:space="preserve">Q: Interval DP key trick?</w:t>
-      </w:r>
-      <w:r>
-        <w:t xml:space="preserve"> </w:t>
-      </w:r>
-      <w:r>
-        <w:rPr>
-          <w:b/>
-          <w:bCs/>
-        </w:rPr>
-        <w:t xml:space="preserve">A: choose the LAST operation in the range.</w:t>
+        <w:rPr>
+          <w:b/>
+          <w:bCs/>
+        </w:rPr>
+        <w:t xml:space="preserve">Digit DP:</w:t>
+      </w:r>
+      <w:r>
+        <w:t xml:space="preserve"> </w:t>
+      </w:r>
+      <w:r>
+        <w:t xml:space="preserve">state</w:t>
+      </w:r>
+      <w:r>
+        <w:t xml:space="preserve"> </w:t>
+      </w:r>
+      <w:r>
+        <w:rPr>
+          <w:rStyle w:val="VerbatimChar"/>
+        </w:rPr>
+        <w:t xml:space="preserve">(pos, tight, extra)</w:t>
+      </w:r>
+      <w:r>
+        <w:t xml:space="preserve">; count numbers ≤ N with a digit</w:t>
+      </w:r>
+      <w:r>
+        <w:t xml:space="preserve"> </w:t>
+      </w:r>
+      <w:r>
+        <w:t xml:space="preserve">property;</w:t>
+      </w:r>
+      <w:r>
+        <w:t xml:space="preserve"> </w:t>
+      </w:r>
+      <w:r>
+        <w:rPr>
+          <w:rStyle w:val="VerbatimChar"/>
+        </w:rPr>
+        <w:t xml:space="preserve">[L,R] = f(R)−f(L−1)</w:t>
+      </w:r>
+      <w:r>
+        <w:t xml:space="preserve">.</w:t>
       </w:r>
     </w:p>
     <w:p>
@@ -3354,49 +5028,33 @@
         </w:numPr>
       </w:pPr>
       <w:r>
-        <w:t xml:space="preserve">Q: Digit DP key flag?</w:t>
-      </w:r>
-      <w:r>
-        <w:t xml:space="preserve"> </w:t>
-      </w:r>
-      <w:r>
-        <w:rPr>
-          <w:b/>
-          <w:bCs/>
-        </w:rPr>
-        <w:t xml:space="preserve">A: tight (bounded by N’s prefix).</w:t>
-      </w:r>
-    </w:p>
-    <w:p>
-      <w:pPr>
-        <w:pStyle w:val="Compact"/>
-        <w:numPr>
-          <w:ilvl w:val="0"/>
-          <w:numId w:val="1013"/>
-        </w:numPr>
-      </w:pPr>
-      <w:r>
-        <w:t xml:space="preserve">Q: Transition min(mx+b) optimisation?</w:t>
-      </w:r>
-      <w:r>
-        <w:t xml:space="preserve"> </w:t>
-      </w:r>
-      <w:r>
-        <w:rPr>
-          <w:b/>
-          <w:bCs/>
-        </w:rPr>
-        <w:t xml:space="preserve">A: Convex Hull Trick.</w:t>
-      </w:r>
-    </w:p>
-    <w:bookmarkEnd w:id="39"/>
-    <w:bookmarkStart w:id="40" w:name="module-14c-pattern-recognition"/>
+        <w:rPr>
+          <w:b/>
+          <w:bCs/>
+        </w:rPr>
+        <w:t xml:space="preserve">Optimisations:</w:t>
+      </w:r>
+      <w:r>
+        <w:t xml:space="preserve"> </w:t>
+      </w:r>
+      <w:r>
+        <w:t xml:space="preserve">rolling space, monotonic deque, Knuth/D&amp;C-opt, CHT — get</w:t>
+      </w:r>
+      <w:r>
+        <w:t xml:space="preserve"> </w:t>
+      </w:r>
+      <w:r>
+        <w:t xml:space="preserve">correct first, then speed up.</w:t>
+      </w:r>
+    </w:p>
+    <w:bookmarkEnd w:id="41"/>
+    <w:bookmarkStart w:id="42" w:name="module-14c-flash-cards"/>
     <w:p>
       <w:pPr>
         <w:pStyle w:val="Heading2"/>
       </w:pPr>
       <w:r>
-        <w:t xml:space="preserve">Module 14c — Pattern Recognition</w:t>
+        <w:t xml:space="preserve">Module 14c — Flash Cards</w:t>
       </w:r>
     </w:p>
     <w:p>
@@ -3408,26 +5066,17 @@
         </w:numPr>
       </w:pPr>
       <w:r>
-        <w:t xml:space="preserve">“Answer over a tree / subtree, choices per node”</w:t>
-      </w:r>
-      <w:r>
-        <w:t xml:space="preserve"> </w:t>
-      </w:r>
-      <w:r>
-        <w:t xml:space="preserve">→</w:t>
-      </w:r>
-      <w:r>
-        <w:t xml:space="preserve"> </w:t>
-      </w:r>
-      <w:r>
-        <w:rPr>
-          <w:b/>
-          <w:bCs/>
-        </w:rPr>
-        <w:t xml:space="preserve">tree DP</w:t>
-      </w:r>
-      <w:r>
-        <w:t xml:space="preserve">.</w:t>
+        <w:t xml:space="preserve">Q: Tree DP order &amp; time?</w:t>
+      </w:r>
+      <w:r>
+        <w:t xml:space="preserve"> </w:t>
+      </w:r>
+      <w:r>
+        <w:rPr>
+          <w:b/>
+          <w:bCs/>
+        </w:rPr>
+        <w:t xml:space="preserve">A: post-order DFS, O(n).</w:t>
       </w:r>
     </w:p>
     <w:p>
@@ -3439,38 +5088,17 @@
         </w:numPr>
       </w:pPr>
       <w:r>
-        <w:t xml:space="preserve">“Small n,</w:t>
-      </w:r>
-      <w:r>
-        <w:t xml:space="preserve"> </w:t>
-      </w:r>
-      <w:r>
-        <w:t xml:space="preserve">‘which subset is used/visited’</w:t>
-      </w:r>
-      <w:r>
-        <w:t xml:space="preserve">”</w:t>
-      </w:r>
-      <w:r>
-        <w:t xml:space="preserve"> </w:t>
-      </w:r>
-      <w:r>
-        <w:t xml:space="preserve">→</w:t>
-      </w:r>
-      <w:r>
-        <w:t xml:space="preserve"> </w:t>
-      </w:r>
-      <w:r>
-        <w:rPr>
-          <w:b/>
-          <w:bCs/>
-        </w:rPr>
-        <w:t xml:space="preserve">bitmask DP</w:t>
-      </w:r>
-      <w:r>
-        <w:t xml:space="preserve"> </w:t>
-      </w:r>
-      <w:r>
-        <w:t xml:space="preserve">(TSP/assignment).</w:t>
+        <w:t xml:space="preserve">Q: When bitmask DP?</w:t>
+      </w:r>
+      <w:r>
+        <w:t xml:space="preserve"> </w:t>
+      </w:r>
+      <w:r>
+        <w:rPr>
+          <w:b/>
+          <w:bCs/>
+        </w:rPr>
+        <w:t xml:space="preserve">A: small n (≤20), state = subset.</w:t>
       </w:r>
     </w:p>
     <w:p>
@@ -3482,26 +5110,17 @@
         </w:numPr>
       </w:pPr>
       <w:r>
-        <w:t xml:space="preserve">“Best over a range / parenthesisation / merge cost”</w:t>
-      </w:r>
-      <w:r>
-        <w:t xml:space="preserve"> </w:t>
-      </w:r>
-      <w:r>
-        <w:t xml:space="preserve">→</w:t>
-      </w:r>
-      <w:r>
-        <w:t xml:space="preserve"> </w:t>
-      </w:r>
-      <w:r>
-        <w:rPr>
-          <w:b/>
-          <w:bCs/>
-        </w:rPr>
-        <w:t xml:space="preserve">interval DP</w:t>
-      </w:r>
-      <w:r>
-        <w:t xml:space="preserve">.</w:t>
+        <w:t xml:space="preserve">Q: TSP DP complexity?</w:t>
+      </w:r>
+      <w:r>
+        <w:t xml:space="preserve"> </w:t>
+      </w:r>
+      <w:r>
+        <w:rPr>
+          <w:b/>
+          <w:bCs/>
+        </w:rPr>
+        <w:t xml:space="preserve">A: O(2ⁿ·n²) (Held-Karp).</w:t>
       </w:r>
     </w:p>
     <w:p>
@@ -3513,26 +5132,17 @@
         </w:numPr>
       </w:pPr>
       <w:r>
-        <w:t xml:space="preserve">“Count numbers with a digit property up to N”</w:t>
-      </w:r>
-      <w:r>
-        <w:t xml:space="preserve"> </w:t>
-      </w:r>
-      <w:r>
-        <w:t xml:space="preserve">→</w:t>
-      </w:r>
-      <w:r>
-        <w:t xml:space="preserve"> </w:t>
-      </w:r>
-      <w:r>
-        <w:rPr>
-          <w:b/>
-          <w:bCs/>
-        </w:rPr>
-        <w:t xml:space="preserve">digit DP</w:t>
-      </w:r>
-      <w:r>
-        <w:t xml:space="preserve">.</w:t>
+        <w:t xml:space="preserve">Q: Interval DP key trick?</w:t>
+      </w:r>
+      <w:r>
+        <w:t xml:space="preserve"> </w:t>
+      </w:r>
+      <w:r>
+        <w:rPr>
+          <w:b/>
+          <w:bCs/>
+        </w:rPr>
+        <w:t xml:space="preserve">A: choose the LAST operation in the range.</w:t>
       </w:r>
     </w:p>
     <w:p>
@@ -3544,36 +5154,93 @@
         </w:numPr>
       </w:pPr>
       <w:r>
-        <w:t xml:space="preserve">“Correct DP too slow (O(n²)/O(n³))”</w:t>
-      </w:r>
-      <w:r>
-        <w:t xml:space="preserve"> </w:t>
-      </w:r>
-      <w:r>
-        <w:t xml:space="preserve">→</w:t>
-      </w:r>
-      <w:r>
-        <w:t xml:space="preserve"> </w:t>
-      </w:r>
-      <w:r>
-        <w:rPr>
-          <w:b/>
-          <w:bCs/>
-        </w:rPr>
-        <w:t xml:space="preserve">CHT / Knuth / D&amp;C-opt / deque</w:t>
-      </w:r>
-      <w:r>
-        <w:t xml:space="preserve">.</w:t>
-      </w:r>
-    </w:p>
-    <w:bookmarkEnd w:id="40"/>
-    <w:bookmarkStart w:id="41" w:name="X5cda8e68bbf7afdaa47923d670687d1d8e54675"/>
+        <w:t xml:space="preserve">Q: Digit DP key flag?</w:t>
+      </w:r>
+      <w:r>
+        <w:t xml:space="preserve"> </w:t>
+      </w:r>
+      <w:r>
+        <w:rPr>
+          <w:b/>
+          <w:bCs/>
+        </w:rPr>
+        <w:t xml:space="preserve">A: tight (bounded by N’s prefix).</w:t>
+      </w:r>
+    </w:p>
+    <w:p>
+      <w:pPr>
+        <w:pStyle w:val="Compact"/>
+        <w:numPr>
+          <w:ilvl w:val="0"/>
+          <w:numId w:val="1014"/>
+        </w:numPr>
+      </w:pPr>
+      <w:r>
+        <w:t xml:space="preserve">Q: Transition min(mx+b) optimisation?</w:t>
+      </w:r>
+      <w:r>
+        <w:t xml:space="preserve"> </w:t>
+      </w:r>
+      <w:r>
+        <w:rPr>
+          <w:b/>
+          <w:bCs/>
+        </w:rPr>
+        <w:t xml:space="preserve">A: Convex Hull Trick.</w:t>
+      </w:r>
+    </w:p>
+    <w:p>
+      <w:pPr>
+        <w:pStyle w:val="Compact"/>
+        <w:numPr>
+          <w:ilvl w:val="0"/>
+          <w:numId w:val="1014"/>
+        </w:numPr>
+      </w:pPr>
+      <w:r>
+        <w:t xml:space="preserve">Q: Answer for every node as root in O(n)?</w:t>
+      </w:r>
+      <w:r>
+        <w:t xml:space="preserve"> </w:t>
+      </w:r>
+      <w:r>
+        <w:rPr>
+          <w:b/>
+          <w:bCs/>
+        </w:rPr>
+        <w:t xml:space="preserve">A: re-rooting (down + up pass).</w:t>
+      </w:r>
+    </w:p>
+    <w:p>
+      <w:pPr>
+        <w:pStyle w:val="Compact"/>
+        <w:numPr>
+          <w:ilvl w:val="0"/>
+          <w:numId w:val="1014"/>
+        </w:numPr>
+      </w:pPr>
+      <w:r>
+        <w:t xml:space="preserve">Q: Sliding-window min in a DP transition?</w:t>
+      </w:r>
+      <w:r>
+        <w:t xml:space="preserve"> </w:t>
+      </w:r>
+      <w:r>
+        <w:rPr>
+          <w:b/>
+          <w:bCs/>
+        </w:rPr>
+        <w:t xml:space="preserve">A: monotonic deque (O(n)).</w:t>
+      </w:r>
+    </w:p>
+    <w:bookmarkEnd w:id="42"/>
+    <w:bookmarkStart w:id="43" w:name="module-14c-pattern-recognition"/>
     <w:p>
       <w:pPr>
         <w:pStyle w:val="Heading2"/>
       </w:pPr>
       <w:r>
-        <w:t xml:space="preserve">Module 14c — Interview Questions (with follow-ups)</w:t>
+        <w:t xml:space="preserve">Module 14c — Pattern Recognition</w:t>
       </w:r>
     </w:p>
     <w:p>
@@ -3585,27 +5252,26 @@
         </w:numPr>
       </w:pPr>
       <w:r>
-        <w:rPr>
-          <w:i/>
-          <w:iCs/>
-        </w:rPr>
-        <w:t xml:space="preserve">House Robber III.</w:t>
-      </w:r>
-      <w:r>
-        <w:t xml:space="preserve"> </w:t>
-      </w:r>
-      <w:r>
-        <w:t xml:space="preserve">FU:</w:t>
-      </w:r>
-      <w:r>
-        <w:t xml:space="preserve"> </w:t>
-      </w:r>
-      <w:r>
-        <w:rPr>
-          <w:i/>
-          <w:iCs/>
-        </w:rPr>
-        <w:t xml:space="preserve">why return a pair; why post-order.</w:t>
+        <w:t xml:space="preserve">“Answer over a tree / subtree, choices per node”</w:t>
+      </w:r>
+      <w:r>
+        <w:t xml:space="preserve"> </w:t>
+      </w:r>
+      <w:r>
+        <w:t xml:space="preserve">→</w:t>
+      </w:r>
+      <w:r>
+        <w:t xml:space="preserve"> </w:t>
+      </w:r>
+      <w:r>
+        <w:rPr>
+          <w:b/>
+          <w:bCs/>
+        </w:rPr>
+        <w:t xml:space="preserve">tree DP</w:t>
+      </w:r>
+      <w:r>
+        <w:t xml:space="preserve">.</w:t>
       </w:r>
     </w:p>
     <w:p>
@@ -3617,27 +5283,38 @@
         </w:numPr>
       </w:pPr>
       <w:r>
-        <w:rPr>
-          <w:i/>
-          <w:iCs/>
-        </w:rPr>
-        <w:t xml:space="preserve">TSP for n≤15.</w:t>
-      </w:r>
-      <w:r>
-        <w:t xml:space="preserve"> </w:t>
-      </w:r>
-      <w:r>
-        <w:t xml:space="preserve">FU:</w:t>
-      </w:r>
-      <w:r>
-        <w:t xml:space="preserve"> </w:t>
-      </w:r>
-      <w:r>
-        <w:rPr>
-          <w:i/>
-          <w:iCs/>
-        </w:rPr>
-        <w:t xml:space="preserve">bitmask DP; why O(2ⁿ·n²) beats n!.</w:t>
+        <w:t xml:space="preserve">“Small n,</w:t>
+      </w:r>
+      <w:r>
+        <w:t xml:space="preserve"> </w:t>
+      </w:r>
+      <w:r>
+        <w:t xml:space="preserve">‘which subset is used/visited’</w:t>
+      </w:r>
+      <w:r>
+        <w:t xml:space="preserve">”</w:t>
+      </w:r>
+      <w:r>
+        <w:t xml:space="preserve"> </w:t>
+      </w:r>
+      <w:r>
+        <w:t xml:space="preserve">→</w:t>
+      </w:r>
+      <w:r>
+        <w:t xml:space="preserve"> </w:t>
+      </w:r>
+      <w:r>
+        <w:rPr>
+          <w:b/>
+          <w:bCs/>
+        </w:rPr>
+        <w:t xml:space="preserve">bitmask DP</w:t>
+      </w:r>
+      <w:r>
+        <w:t xml:space="preserve"> </w:t>
+      </w:r>
+      <w:r>
+        <w:t xml:space="preserve">(TSP/assignment).</w:t>
       </w:r>
     </w:p>
     <w:p>
@@ -3649,55 +5326,26 @@
         </w:numPr>
       </w:pPr>
       <w:r>
-        <w:rPr>
-          <w:i/>
-          <w:iCs/>
-        </w:rPr>
-        <w:t xml:space="preserve">Burst Balloons.</w:t>
-      </w:r>
-      <w:r>
-        <w:t xml:space="preserve"> </w:t>
-      </w:r>
-      <w:r>
-        <w:t xml:space="preserve">FU:</w:t>
-      </w:r>
-      <w:r>
-        <w:t xml:space="preserve"> </w:t>
-      </w:r>
-      <w:r>
-        <w:rPr>
-          <w:i/>
-          <w:iCs/>
-        </w:rPr>
-        <w:t xml:space="preserve">why</w:t>
-      </w:r>
-      <w:r>
-        <w:rPr>
-          <w:i/>
-          <w:iCs/>
-        </w:rPr>
-        <w:t xml:space="preserve"> </w:t>
-      </w:r>
-      <w:r>
-        <w:rPr>
-          <w:i/>
-          <w:iCs/>
-        </w:rPr>
-        <w:t xml:space="preserve">“last burst”</w:t>
-      </w:r>
-      <w:r>
-        <w:rPr>
-          <w:i/>
-          <w:iCs/>
-        </w:rPr>
-        <w:t xml:space="preserve"> </w:t>
-      </w:r>
-      <w:r>
-        <w:rPr>
-          <w:i/>
-          <w:iCs/>
-        </w:rPr>
-        <w:t xml:space="preserve">makes sides independent.</w:t>
+        <w:t xml:space="preserve">“Best over a range / parenthesisation / merge cost”</w:t>
+      </w:r>
+      <w:r>
+        <w:t xml:space="preserve"> </w:t>
+      </w:r>
+      <w:r>
+        <w:t xml:space="preserve">→</w:t>
+      </w:r>
+      <w:r>
+        <w:t xml:space="preserve"> </w:t>
+      </w:r>
+      <w:r>
+        <w:rPr>
+          <w:b/>
+          <w:bCs/>
+        </w:rPr>
+        <w:t xml:space="preserve">interval DP</w:t>
+      </w:r>
+      <w:r>
+        <w:t xml:space="preserve">.</w:t>
       </w:r>
     </w:p>
     <w:p>
@@ -3709,59 +5357,67 @@
         </w:numPr>
       </w:pPr>
       <w:r>
-        <w:rPr>
-          <w:i/>
-          <w:iCs/>
-        </w:rPr>
-        <w:t xml:space="preserve">Count numbers ≤ N with no consecutive equal digits.</w:t>
-      </w:r>
-      <w:r>
-        <w:t xml:space="preserve"> </w:t>
-      </w:r>
-      <w:r>
-        <w:t xml:space="preserve">FU:</w:t>
-      </w:r>
-      <w:r>
-        <w:t xml:space="preserve"> </w:t>
-      </w:r>
-      <w:r>
-        <w:rPr>
-          <w:i/>
-          <w:iCs/>
+        <w:t xml:space="preserve">“Count numbers with a digit property up to N”</w:t>
+      </w:r>
+      <w:r>
+        <w:t xml:space="preserve"> </w:t>
+      </w:r>
+      <w:r>
+        <w:t xml:space="preserve">→</w:t>
+      </w:r>
+      <w:r>
+        <w:t xml:space="preserve"> </w:t>
+      </w:r>
+      <w:r>
+        <w:rPr>
+          <w:b/>
+          <w:bCs/>
         </w:rPr>
         <w:t xml:space="preserve">digit DP</w:t>
       </w:r>
       <w:r>
-        <w:rPr>
-          <w:i/>
-          <w:iCs/>
-        </w:rPr>
-        <w:t xml:space="preserve"> </w:t>
-      </w:r>
-      <w:r>
-        <w:rPr>
-          <w:rStyle w:val="VerbatimChar"/>
-          <w:i/>
-          <w:iCs/>
-        </w:rPr>
-        <w:t xml:space="preserve">tight</w:t>
-      </w:r>
-      <w:r>
-        <w:rPr>
-          <w:i/>
-          <w:iCs/>
-        </w:rPr>
         <w:t xml:space="preserve">.</w:t>
       </w:r>
     </w:p>
-    <w:bookmarkEnd w:id="41"/>
-    <w:bookmarkStart w:id="42" w:name="Xf97d1be08d5f8fbe415ff921308d3aff901047c"/>
+    <w:p>
+      <w:pPr>
+        <w:pStyle w:val="Compact"/>
+        <w:numPr>
+          <w:ilvl w:val="0"/>
+          <w:numId w:val="1015"/>
+        </w:numPr>
+      </w:pPr>
+      <w:r>
+        <w:t xml:space="preserve">“Correct DP too slow (O(n²)/O(n³))”</w:t>
+      </w:r>
+      <w:r>
+        <w:t xml:space="preserve"> </w:t>
+      </w:r>
+      <w:r>
+        <w:t xml:space="preserve">→</w:t>
+      </w:r>
+      <w:r>
+        <w:t xml:space="preserve"> </w:t>
+      </w:r>
+      <w:r>
+        <w:rPr>
+          <w:b/>
+          <w:bCs/>
+        </w:rPr>
+        <w:t xml:space="preserve">CHT / Knuth / D&amp;C-opt / deque</w:t>
+      </w:r>
+      <w:r>
+        <w:t xml:space="preserve">.</w:t>
+      </w:r>
+    </w:p>
+    <w:bookmarkEnd w:id="43"/>
+    <w:bookmarkStart w:id="44" w:name="X5cda8e68bbf7afdaa47923d670687d1d8e54675"/>
     <w:p>
       <w:pPr>
         <w:pStyle w:val="Heading2"/>
       </w:pPr>
       <w:r>
-        <w:t xml:space="preserve">Module 14c — GATE / SEBI / RBI / ISRO Perspective</w:t>
+        <w:t xml:space="preserve">Module 14c — Interview Questions (with follow-ups)</w:t>
       </w:r>
     </w:p>
     <w:p>
@@ -3774,6 +5430,194 @@
       </w:pPr>
       <w:r>
         <w:rPr>
+          <w:i/>
+          <w:iCs/>
+        </w:rPr>
+        <w:t xml:space="preserve">House Robber III.</w:t>
+      </w:r>
+      <w:r>
+        <w:t xml:space="preserve"> </w:t>
+      </w:r>
+      <w:r>
+        <w:t xml:space="preserve">FU:</w:t>
+      </w:r>
+      <w:r>
+        <w:t xml:space="preserve"> </w:t>
+      </w:r>
+      <w:r>
+        <w:rPr>
+          <w:i/>
+          <w:iCs/>
+        </w:rPr>
+        <w:t xml:space="preserve">why return a pair; why post-order.</w:t>
+      </w:r>
+    </w:p>
+    <w:p>
+      <w:pPr>
+        <w:pStyle w:val="Compact"/>
+        <w:numPr>
+          <w:ilvl w:val="0"/>
+          <w:numId w:val="1016"/>
+        </w:numPr>
+      </w:pPr>
+      <w:r>
+        <w:rPr>
+          <w:i/>
+          <w:iCs/>
+        </w:rPr>
+        <w:t xml:space="preserve">TSP for n≤15.</w:t>
+      </w:r>
+      <w:r>
+        <w:t xml:space="preserve"> </w:t>
+      </w:r>
+      <w:r>
+        <w:t xml:space="preserve">FU:</w:t>
+      </w:r>
+      <w:r>
+        <w:t xml:space="preserve"> </w:t>
+      </w:r>
+      <w:r>
+        <w:rPr>
+          <w:i/>
+          <w:iCs/>
+        </w:rPr>
+        <w:t xml:space="preserve">bitmask DP; why O(2ⁿ·n²) beats n!.</w:t>
+      </w:r>
+    </w:p>
+    <w:p>
+      <w:pPr>
+        <w:pStyle w:val="Compact"/>
+        <w:numPr>
+          <w:ilvl w:val="0"/>
+          <w:numId w:val="1016"/>
+        </w:numPr>
+      </w:pPr>
+      <w:r>
+        <w:rPr>
+          <w:i/>
+          <w:iCs/>
+        </w:rPr>
+        <w:t xml:space="preserve">Burst Balloons.</w:t>
+      </w:r>
+      <w:r>
+        <w:t xml:space="preserve"> </w:t>
+      </w:r>
+      <w:r>
+        <w:t xml:space="preserve">FU:</w:t>
+      </w:r>
+      <w:r>
+        <w:t xml:space="preserve"> </w:t>
+      </w:r>
+      <w:r>
+        <w:rPr>
+          <w:i/>
+          <w:iCs/>
+        </w:rPr>
+        <w:t xml:space="preserve">why</w:t>
+      </w:r>
+      <w:r>
+        <w:rPr>
+          <w:i/>
+          <w:iCs/>
+        </w:rPr>
+        <w:t xml:space="preserve"> </w:t>
+      </w:r>
+      <w:r>
+        <w:rPr>
+          <w:i/>
+          <w:iCs/>
+        </w:rPr>
+        <w:t xml:space="preserve">“last burst”</w:t>
+      </w:r>
+      <w:r>
+        <w:rPr>
+          <w:i/>
+          <w:iCs/>
+        </w:rPr>
+        <w:t xml:space="preserve"> </w:t>
+      </w:r>
+      <w:r>
+        <w:rPr>
+          <w:i/>
+          <w:iCs/>
+        </w:rPr>
+        <w:t xml:space="preserve">makes sides independent.</w:t>
+      </w:r>
+    </w:p>
+    <w:p>
+      <w:pPr>
+        <w:pStyle w:val="Compact"/>
+        <w:numPr>
+          <w:ilvl w:val="0"/>
+          <w:numId w:val="1016"/>
+        </w:numPr>
+      </w:pPr>
+      <w:r>
+        <w:rPr>
+          <w:i/>
+          <w:iCs/>
+        </w:rPr>
+        <w:t xml:space="preserve">Count numbers ≤ N with no consecutive equal digits.</w:t>
+      </w:r>
+      <w:r>
+        <w:t xml:space="preserve"> </w:t>
+      </w:r>
+      <w:r>
+        <w:t xml:space="preserve">FU:</w:t>
+      </w:r>
+      <w:r>
+        <w:t xml:space="preserve"> </w:t>
+      </w:r>
+      <w:r>
+        <w:rPr>
+          <w:i/>
+          <w:iCs/>
+        </w:rPr>
+        <w:t xml:space="preserve">digit DP</w:t>
+      </w:r>
+      <w:r>
+        <w:rPr>
+          <w:i/>
+          <w:iCs/>
+        </w:rPr>
+        <w:t xml:space="preserve"> </w:t>
+      </w:r>
+      <w:r>
+        <w:rPr>
+          <w:rStyle w:val="VerbatimChar"/>
+          <w:i/>
+          <w:iCs/>
+        </w:rPr>
+        <w:t xml:space="preserve">tight</w:t>
+      </w:r>
+      <w:r>
+        <w:rPr>
+          <w:i/>
+          <w:iCs/>
+        </w:rPr>
+        <w:t xml:space="preserve">.</w:t>
+      </w:r>
+    </w:p>
+    <w:bookmarkEnd w:id="44"/>
+    <w:bookmarkStart w:id="45" w:name="Xf97d1be08d5f8fbe415ff921308d3aff901047c"/>
+    <w:p>
+      <w:pPr>
+        <w:pStyle w:val="Heading2"/>
+      </w:pPr>
+      <w:r>
+        <w:t xml:space="preserve">Module 14c — GATE / SEBI / RBI / ISRO Perspective</w:t>
+      </w:r>
+    </w:p>
+    <w:p>
+      <w:pPr>
+        <w:pStyle w:val="Compact"/>
+        <w:numPr>
+          <w:ilvl w:val="0"/>
+          <w:numId w:val="1017"/>
+        </w:numPr>
+      </w:pPr>
+      <w:r>
+        <w:rPr>
           <w:b/>
           <w:bCs/>
         </w:rPr>
@@ -3875,8 +5719,8 @@
         <w:t xml:space="preserve">(XOR tricks, bitmasking, subsets, Gray code) — with visuals.</w:t>
       </w:r>
     </w:p>
-    <w:bookmarkEnd w:id="42"/>
-    <w:bookmarkEnd w:id="43"/>
+    <w:bookmarkEnd w:id="45"/>
+    <w:bookmarkEnd w:id="46"/>
     <w:sectPr>
       <w:footnotePr>
         <w:numRestart w:val="eachSect"/>
@@ -4317,6 +6161,9 @@
     </w:lvlOverride>
   </w:num>
   <w:num w:numId="1011">
+    <w:abstractNumId w:val="991"/>
+  </w:num>
+  <w:num w:numId="1012">
     <w:abstractNumId w:val="99411"/>
     <w:lvlOverride w:ilvl="0">
       <w:startOverride w:val="1"/>
@@ -4346,9 +6193,6 @@
       <w:startOverride w:val="1"/>
     </w:lvlOverride>
   </w:num>
-  <w:num w:numId="1012">
-    <w:abstractNumId w:val="991"/>
-  </w:num>
   <w:num w:numId="1013">
     <w:abstractNumId w:val="991"/>
   </w:num>
@@ -4356,6 +6200,9 @@
     <w:abstractNumId w:val="991"/>
   </w:num>
   <w:num w:numId="1015">
+    <w:abstractNumId w:val="991"/>
+  </w:num>
+  <w:num w:numId="1016">
     <w:abstractNumId w:val="99411"/>
     <w:lvlOverride w:ilvl="0">
       <w:startOverride w:val="1"/>
@@ -4385,7 +6232,7 @@
       <w:startOverride w:val="1"/>
     </w:lvlOverride>
   </w:num>
-  <w:num w:numId="1016">
+  <w:num w:numId="1017">
     <w:abstractNumId w:val="991"/>
   </w:num>
 </w:numbering>

--- a/SITP/DSA-Notes/M14c_DP_Advanced.docx
+++ b/SITP/DSA-Notes/M14c_DP_Advanced.docx
@@ -6774,24 +6774,34 @@
   <w:style w:default="1" w:styleId="Table" w:type="table">
     <w:name w:val="Table"/>
     <w:basedOn w:val="TableNormal"/>
-    <w:semiHidden/>
-    <w:unhideWhenUsed/>
     <w:qFormat/>
     <w:tblPr>
       <w:tblInd w:type="dxa" w:w="0"/>
+      <w:tblBorders>
+        <w:top w:color="808080" w:space="0" w:sz="4" w:val="single"/>
+        <w:left w:color="808080" w:space="0" w:sz="4" w:val="single"/>
+        <w:bottom w:color="808080" w:space="0" w:sz="4" w:val="single"/>
+        <w:right w:color="808080" w:space="0" w:sz="4" w:val="single"/>
+        <w:insideH w:color="BFBFBF" w:space="0" w:sz="4" w:val="single"/>
+        <w:insideV w:color="BFBFBF" w:space="0" w:sz="4" w:val="single"/>
+      </w:tblBorders>
       <w:tblCellMar>
-        <w:top w:type="dxa" w:w="0"/>
+        <w:top w:type="dxa" w:w="40"/>
         <w:left w:type="dxa" w:w="108"/>
-        <w:bottom w:type="dxa" w:w="0"/>
+        <w:bottom w:type="dxa" w:w="40"/>
         <w:right w:type="dxa" w:w="108"/>
       </w:tblCellMar>
     </w:tblPr>
     <w:tblStylePr w:type="firstRow">
+      <w:rPr>
+        <w:b/>
+      </w:rPr>
       <w:tcPr>
+        <w:shd w:color="auto" w:fill="DDEBF7" w:val="clear"/>
         <w:tcBorders>
-          <w:bottom w:val="single"/>
+          <w:bottom w:color="1F4E78" w:space="0" w:sz="8" w:val="single"/>
         </w:tcBorders>
-        <w:vAlign w:val="bottom"/>
+        <w:vAlign w:val="center"/>
       </w:tcPr>
     </w:tblStylePr>
   </w:style>
